--- a/5/ex5.docx
+++ b/5/ex5.docx
@@ -963,7 +963,6 @@
         <w:bidi/>
         <w:jc w:val="both"/>
         <w:rPr>
-          <w:rFonts w:hint="cs"/>
           <w:sz w:val="24"/>
           <w:szCs w:val="24"/>
           <w:rtl/>
@@ -984,7 +983,6 @@
         <w:bidi/>
         <w:jc w:val="both"/>
         <w:rPr>
-          <w:rFonts w:hint="cs"/>
           <w:sz w:val="24"/>
           <w:szCs w:val="24"/>
           <w:rtl/>
@@ -1117,7 +1115,6 @@
         <w:bidi/>
         <w:jc w:val="both"/>
         <w:rPr>
-          <w:rFonts w:hint="cs"/>
           <w:sz w:val="24"/>
           <w:szCs w:val="24"/>
           <w:rtl/>
@@ -1488,7 +1485,6 @@
         <w:bidi/>
         <w:jc w:val="both"/>
         <w:rPr>
-          <w:rFonts w:hint="cs"/>
           <w:sz w:val="24"/>
           <w:szCs w:val="24"/>
           <w:rtl/>
@@ -1745,7 +1741,7 @@
           <w:szCs w:val="24"/>
         </w:rPr>
         <w:drawing>
-          <wp:inline distT="0" distB="0" distL="0" distR="0" wp14:anchorId="778AA0C4" wp14:editId="534650DA">
+          <wp:inline distT="0" distB="0" distL="0" distR="0" wp14:anchorId="778AA0C4" wp14:editId="04997C66">
             <wp:extent cx="1548000" cy="1548000"/>
             <wp:effectExtent l="0" t="0" r="0" b="0"/>
             <wp:docPr id="736786909" name="תמונה 3"/>
@@ -1756,13 +1752,86 @@
               <a:graphicData uri="http://schemas.openxmlformats.org/drawingml/2006/picture">
                 <pic:pic xmlns:pic="http://schemas.openxmlformats.org/drawingml/2006/picture">
                   <pic:nvPicPr>
-                    <pic:cNvPr id="0" name="Picture 3"/>
+                    <pic:cNvPr id="736786909" name="תמונה 3"/>
                     <pic:cNvPicPr>
                       <a:picLocks noChangeAspect="1" noChangeArrowheads="1"/>
                     </pic:cNvPicPr>
                   </pic:nvPicPr>
                   <pic:blipFill>
                     <a:blip r:embed="rId10" cstate="print">
+                      <a:extLst>
+                        <a:ext uri="{28A0092B-C50C-407E-A947-70E740481C1C}">
+                          <a14:useLocalDpi xmlns:a14="http://schemas.microsoft.com/office/drawing/2010/main" val="0"/>
+                        </a:ext>
+                      </a:extLst>
+                    </a:blip>
+                    <a:stretch>
+                      <a:fillRect/>
+                    </a:stretch>
+                  </pic:blipFill>
+                  <pic:spPr bwMode="auto">
+                    <a:xfrm>
+                      <a:off x="0" y="0"/>
+                      <a:ext cx="1548000" cy="1548000"/>
+                    </a:xfrm>
+                    <a:prstGeom prst="rect">
+                      <a:avLst/>
+                    </a:prstGeom>
+                    <a:noFill/>
+                    <a:ln>
+                      <a:noFill/>
+                    </a:ln>
+                  </pic:spPr>
+                </pic:pic>
+              </a:graphicData>
+            </a:graphic>
+          </wp:inline>
+        </w:drawing>
+      </w:r>
+      <w:r>
+        <w:rPr>
+          <w:rFonts w:hint="cs"/>
+          <w:rtl/>
+        </w:rPr>
+        <w:t xml:space="preserve">                          </w:t>
+      </w:r>
+      <w:r>
+        <w:rPr>
+          <w:rFonts w:hint="cs"/>
+          <w:rtl/>
+        </w:rPr>
+        <w:t xml:space="preserve">       </w:t>
+      </w:r>
+      <w:r>
+        <w:rPr>
+          <w:rFonts w:hint="cs"/>
+          <w:rtl/>
+        </w:rPr>
+        <w:t xml:space="preserve">       </w:t>
+      </w:r>
+      <w:r>
+        <w:rPr>
+          <w:noProof/>
+        </w:rPr>
+        <w:drawing>
+          <wp:inline distT="0" distB="0" distL="0" distR="0" wp14:anchorId="103D404B" wp14:editId="7A69D905">
+            <wp:extent cx="1548000" cy="1548000"/>
+            <wp:effectExtent l="0" t="0" r="0" b="0"/>
+            <wp:docPr id="2064996540" name="תמונה 2"/>
+            <wp:cNvGraphicFramePr>
+              <a:graphicFrameLocks xmlns:a="http://schemas.openxmlformats.org/drawingml/2006/main" noChangeAspect="1"/>
+            </wp:cNvGraphicFramePr>
+            <a:graphic xmlns:a="http://schemas.openxmlformats.org/drawingml/2006/main">
+              <a:graphicData uri="http://schemas.openxmlformats.org/drawingml/2006/picture">
+                <pic:pic xmlns:pic="http://schemas.openxmlformats.org/drawingml/2006/picture">
+                  <pic:nvPicPr>
+                    <pic:cNvPr id="0" name="Picture 2"/>
+                    <pic:cNvPicPr>
+                      <a:picLocks noChangeAspect="1" noChangeArrowheads="1"/>
+                    </pic:cNvPicPr>
+                  </pic:nvPicPr>
+                  <pic:blipFill>
+                    <a:blip r:embed="rId11" cstate="print">
                       <a:extLst>
                         <a:ext uri="{28A0092B-C50C-407E-A947-70E740481C1C}">
                           <a14:useLocalDpi xmlns:a14="http://schemas.microsoft.com/office/drawing/2010/main" val="0"/>
@@ -1792,13 +1861,6 @@
             </a:graphic>
           </wp:inline>
         </w:drawing>
-      </w:r>
-      <w:r>
-        <w:rPr>
-          <w:rFonts w:hint="cs"/>
-          <w:rtl/>
-        </w:rPr>
-        <w:t xml:space="preserve">                                 </w:t>
       </w:r>
       <w:r>
         <w:rPr>
@@ -1948,7 +2010,6 @@
       <w:pPr>
         <w:bidi/>
         <w:rPr>
-          <w:rFonts w:hint="cs"/>
           <w:rtl/>
         </w:rPr>
       </w:pPr>
@@ -2070,7 +2131,6 @@
       <w:pPr>
         <w:bidi/>
         <w:rPr>
-          <w:rFonts w:hint="cs"/>
           <w:rtl/>
         </w:rPr>
       </w:pPr>
@@ -2116,72 +2176,6 @@
                 <pic:pic xmlns:pic="http://schemas.openxmlformats.org/drawingml/2006/picture">
                   <pic:nvPicPr>
                     <pic:cNvPr id="1817921897" name="תמונה 4"/>
-                    <pic:cNvPicPr>
-                      <a:picLocks noChangeAspect="1" noChangeArrowheads="1"/>
-                    </pic:cNvPicPr>
-                  </pic:nvPicPr>
-                  <pic:blipFill>
-                    <a:blip r:embed="rId11" cstate="print">
-                      <a:extLst>
-                        <a:ext uri="{28A0092B-C50C-407E-A947-70E740481C1C}">
-                          <a14:useLocalDpi xmlns:a14="http://schemas.microsoft.com/office/drawing/2010/main" val="0"/>
-                        </a:ext>
-                      </a:extLst>
-                    </a:blip>
-                    <a:stretch>
-                      <a:fillRect/>
-                    </a:stretch>
-                  </pic:blipFill>
-                  <pic:spPr bwMode="auto">
-                    <a:xfrm>
-                      <a:off x="0" y="0"/>
-                      <a:ext cx="1548000" cy="1548000"/>
-                    </a:xfrm>
-                    <a:prstGeom prst="rect">
-                      <a:avLst/>
-                    </a:prstGeom>
-                    <a:noFill/>
-                    <a:ln>
-                      <a:noFill/>
-                    </a:ln>
-                  </pic:spPr>
-                </pic:pic>
-              </a:graphicData>
-            </a:graphic>
-          </wp:inline>
-        </w:drawing>
-      </w:r>
-      <w:r>
-        <w:rPr>
-          <w:noProof/>
-          <w:lang w:val="en-US"/>
-        </w:rPr>
-        <w:t xml:space="preserve">                                                     </w:t>
-      </w:r>
-      <w:r>
-        <w:rPr>
-          <w:noProof/>
-        </w:rPr>
-        <w:t xml:space="preserve"> </w:t>
-      </w:r>
-      <w:r>
-        <w:rPr>
-          <w:rFonts w:hint="cs"/>
-          <w:noProof/>
-        </w:rPr>
-        <w:drawing>
-          <wp:inline distT="0" distB="0" distL="0" distR="0" wp14:anchorId="539EA90E" wp14:editId="641AB210">
-            <wp:extent cx="1548000" cy="1548000"/>
-            <wp:effectExtent l="0" t="0" r="0" b="0"/>
-            <wp:docPr id="1705621758" name="תמונה 5"/>
-            <wp:cNvGraphicFramePr>
-              <a:graphicFrameLocks xmlns:a="http://schemas.openxmlformats.org/drawingml/2006/main" noChangeAspect="1"/>
-            </wp:cNvGraphicFramePr>
-            <a:graphic xmlns:a="http://schemas.openxmlformats.org/drawingml/2006/main">
-              <a:graphicData uri="http://schemas.openxmlformats.org/drawingml/2006/picture">
-                <pic:pic xmlns:pic="http://schemas.openxmlformats.org/drawingml/2006/picture">
-                  <pic:nvPicPr>
-                    <pic:cNvPr id="1705621758" name="תמונה 5"/>
                     <pic:cNvPicPr>
                       <a:picLocks noChangeAspect="1" noChangeArrowheads="1"/>
                     </pic:cNvPicPr>
@@ -2217,6 +2211,72 @@
           </wp:inline>
         </w:drawing>
       </w:r>
+      <w:r>
+        <w:rPr>
+          <w:noProof/>
+          <w:lang w:val="en-US"/>
+        </w:rPr>
+        <w:t xml:space="preserve">                                                     </w:t>
+      </w:r>
+      <w:r>
+        <w:rPr>
+          <w:noProof/>
+        </w:rPr>
+        <w:t xml:space="preserve"> </w:t>
+      </w:r>
+      <w:r>
+        <w:rPr>
+          <w:rFonts w:hint="cs"/>
+          <w:noProof/>
+        </w:rPr>
+        <w:drawing>
+          <wp:inline distT="0" distB="0" distL="0" distR="0" wp14:anchorId="539EA90E" wp14:editId="641AB210">
+            <wp:extent cx="1548000" cy="1548000"/>
+            <wp:effectExtent l="0" t="0" r="0" b="0"/>
+            <wp:docPr id="1705621758" name="תמונה 5"/>
+            <wp:cNvGraphicFramePr>
+              <a:graphicFrameLocks xmlns:a="http://schemas.openxmlformats.org/drawingml/2006/main" noChangeAspect="1"/>
+            </wp:cNvGraphicFramePr>
+            <a:graphic xmlns:a="http://schemas.openxmlformats.org/drawingml/2006/main">
+              <a:graphicData uri="http://schemas.openxmlformats.org/drawingml/2006/picture">
+                <pic:pic xmlns:pic="http://schemas.openxmlformats.org/drawingml/2006/picture">
+                  <pic:nvPicPr>
+                    <pic:cNvPr id="1705621758" name="תמונה 5"/>
+                    <pic:cNvPicPr>
+                      <a:picLocks noChangeAspect="1" noChangeArrowheads="1"/>
+                    </pic:cNvPicPr>
+                  </pic:nvPicPr>
+                  <pic:blipFill>
+                    <a:blip r:embed="rId13" cstate="print">
+                      <a:extLst>
+                        <a:ext uri="{28A0092B-C50C-407E-A947-70E740481C1C}">
+                          <a14:useLocalDpi xmlns:a14="http://schemas.microsoft.com/office/drawing/2010/main" val="0"/>
+                        </a:ext>
+                      </a:extLst>
+                    </a:blip>
+                    <a:stretch>
+                      <a:fillRect/>
+                    </a:stretch>
+                  </pic:blipFill>
+                  <pic:spPr bwMode="auto">
+                    <a:xfrm>
+                      <a:off x="0" y="0"/>
+                      <a:ext cx="1548000" cy="1548000"/>
+                    </a:xfrm>
+                    <a:prstGeom prst="rect">
+                      <a:avLst/>
+                    </a:prstGeom>
+                    <a:noFill/>
+                    <a:ln>
+                      <a:noFill/>
+                    </a:ln>
+                  </pic:spPr>
+                </pic:pic>
+              </a:graphicData>
+            </a:graphic>
+          </wp:inline>
+        </w:drawing>
+      </w:r>
     </w:p>
     <w:p>
       <w:pPr>
@@ -2354,7 +2414,6 @@
         <w:pStyle w:val="2"/>
         <w:bidi/>
         <w:rPr>
-          <w:rFonts w:hint="cs"/>
           <w:rtl/>
         </w:rPr>
       </w:pPr>
@@ -2465,7 +2524,7 @@
                     </pic:cNvPicPr>
                   </pic:nvPicPr>
                   <pic:blipFill>
-                    <a:blip r:embed="rId13" cstate="print">
+                    <a:blip r:embed="rId14" cstate="print">
                       <a:extLst>
                         <a:ext uri="{28A0092B-C50C-407E-A947-70E740481C1C}">
                           <a14:useLocalDpi xmlns:a14="http://schemas.microsoft.com/office/drawing/2010/main" val="0"/>
@@ -2530,7 +2589,7 @@
                     </pic:cNvPicPr>
                   </pic:nvPicPr>
                   <pic:blipFill>
-                    <a:blip r:embed="rId14" cstate="print">
+                    <a:blip r:embed="rId15" cstate="print">
                       <a:extLst>
                         <a:ext uri="{28A0092B-C50C-407E-A947-70E740481C1C}">
                           <a14:useLocalDpi xmlns:a14="http://schemas.microsoft.com/office/drawing/2010/main" val="0"/>
@@ -2595,7 +2654,7 @@
                     </pic:cNvPicPr>
                   </pic:nvPicPr>
                   <pic:blipFill>
-                    <a:blip r:embed="rId15" cstate="print">
+                    <a:blip r:embed="rId16" cstate="print">
                       <a:extLst>
                         <a:ext uri="{28A0092B-C50C-407E-A947-70E740481C1C}">
                           <a14:useLocalDpi xmlns:a14="http://schemas.microsoft.com/office/drawing/2010/main" val="0"/>
@@ -2660,7 +2719,7 @@
                     </pic:cNvPicPr>
                   </pic:nvPicPr>
                   <pic:blipFill>
-                    <a:blip r:embed="rId16" cstate="print">
+                    <a:blip r:embed="rId17" cstate="print">
                       <a:extLst>
                         <a:ext uri="{28A0092B-C50C-407E-A947-70E740481C1C}">
                           <a14:useLocalDpi xmlns:a14="http://schemas.microsoft.com/office/drawing/2010/main" val="0"/>
@@ -2728,25 +2787,7 @@
           <w:szCs w:val="24"/>
           <w:rtl/>
         </w:rPr>
-        <w:t xml:space="preserve">לעומת זאת, מאגר נתונים שאינו איכותי מתאפיין לרוב </w:t>
-      </w:r>
-      <w:proofErr w:type="spellStart"/>
-      <w:r>
-        <w:rPr>
-          <w:sz w:val="24"/>
-          <w:szCs w:val="24"/>
-          <w:rtl/>
-        </w:rPr>
-        <w:t>בחזרתיות</w:t>
-      </w:r>
-      <w:proofErr w:type="spellEnd"/>
-      <w:r>
-        <w:rPr>
-          <w:sz w:val="24"/>
-          <w:szCs w:val="24"/>
-          <w:rtl/>
-        </w:rPr>
-        <w:t xml:space="preserve"> ובחוסר גיוון. כאשר התמונות דומות מדי זו לזו, למשל כאשר כולן צולמו מאותה זווית בדיוק או מכילות את אותו רקע דומיננטי, המודל נוטה ללמוד את הקומפוזיציה הספציפית או את הרקע כחלק בלתי נפרד מהאובייקט. מצב זה מוביל לקושי ביצירת האובייקט בסביבות חדשות, שכן המודל משחזר את הרקע המקורי או את הזווית המקורית בכל פעם. כמו כן, שימוש בתמונות מטושטשות, חשוכות או כאלו שבהן האובייקט מוסתר חלקית, מקשה על המודל לזהות את המאפיינים הייחודיים הנדרשים לשחזור מדויק ומוביל לתוצאות באיכות ירודה</w:t>
+        <w:t>לעומת זאת, מאגר נתונים שאינו איכותי מתאפיין לרוב בחזרתיות ובחוסר גיוון. כאשר התמונות דומות מדי זו לזו, למשל כאשר כולן צולמו מאותה זווית בדיוק או מכילות את אותו רקע דומיננטי, המודל נוטה ללמוד את הקומפוזיציה הספציפית או את הרקע כחלק בלתי נפרד מהאובייקט. מצב זה מוביל לקושי ביצירת האובייקט בסביבות חדשות, שכן המודל משחזר את הרקע המקורי או את הזווית המקורית בכל פעם. כמו כן, שימוש בתמונות מטושטשות, חשוכות או כאלו שבהן האובייקט מוסתר חלקית, מקשה על המודל לזהות את המאפיינים הייחודיים הנדרשים לשחזור מדויק ומוביל לתוצאות באיכות ירודה</w:t>
       </w:r>
       <w:r>
         <w:rPr>
@@ -2803,7 +2844,6 @@
         <w:bidi/>
         <w:jc w:val="both"/>
         <w:rPr>
-          <w:rFonts w:hint="cs"/>
           <w:noProof/>
           <w:sz w:val="24"/>
           <w:szCs w:val="24"/>
@@ -2843,77 +2883,13 @@
           <w:szCs w:val="24"/>
         </w:rPr>
       </w:pPr>
-      <w:proofErr w:type="spellStart"/>
-      <w:r>
-        <w:rPr>
-          <w:sz w:val="24"/>
-          <w:szCs w:val="24"/>
-          <w:rtl/>
-        </w:rPr>
-        <w:t>קולורס</w:t>
-      </w:r>
-      <w:proofErr w:type="spellEnd"/>
-      <w:r>
-        <w:rPr>
-          <w:sz w:val="24"/>
-          <w:szCs w:val="24"/>
-          <w:rtl/>
-        </w:rPr>
-        <w:t xml:space="preserve"> </w:t>
-      </w:r>
-      <w:proofErr w:type="spellStart"/>
-      <w:r>
-        <w:rPr>
-          <w:sz w:val="24"/>
-          <w:szCs w:val="24"/>
-          <w:rtl/>
-        </w:rPr>
-        <w:t>מונפרד</w:t>
-      </w:r>
-      <w:proofErr w:type="spellEnd"/>
-      <w:r>
-        <w:rPr>
-          <w:sz w:val="24"/>
-          <w:szCs w:val="24"/>
-          <w:rtl/>
-        </w:rPr>
-        <w:t xml:space="preserve"> </w:t>
-      </w:r>
-      <w:proofErr w:type="spellStart"/>
-      <w:r>
-        <w:rPr>
-          <w:sz w:val="24"/>
-          <w:szCs w:val="24"/>
-          <w:rtl/>
-        </w:rPr>
-        <w:t>אדנדום</w:t>
-      </w:r>
-      <w:proofErr w:type="spellEnd"/>
-      <w:r>
-        <w:rPr>
-          <w:sz w:val="24"/>
-          <w:szCs w:val="24"/>
-          <w:rtl/>
-        </w:rPr>
-        <w:t xml:space="preserve"> </w:t>
-      </w:r>
-      <w:proofErr w:type="spellStart"/>
-      <w:r>
-        <w:rPr>
-          <w:sz w:val="24"/>
-          <w:szCs w:val="24"/>
-          <w:rtl/>
-        </w:rPr>
-        <w:t>סילקוף</w:t>
-      </w:r>
-      <w:proofErr w:type="spellEnd"/>
-      <w:r>
-        <w:rPr>
-          <w:sz w:val="24"/>
-          <w:szCs w:val="24"/>
-          <w:rtl/>
-        </w:rPr>
-        <w:t>, מרגשי ומרגשח. עמחליף מוסן מנת. להאמית קרהשק סכעיט דז מא, מנכם למטכין נשואי מנורך. קולהע צופעט למרקוח איבן איף, ברומץ כלרשט מיחוצים. קלאצי קונדימנטום קורוס בליקרה, נונסטי קלובר בריקנה סטום, לפריקך תצטריק לרטי.</w:t>
+      <w:r>
+        <w:rPr>
+          <w:sz w:val="24"/>
+          <w:szCs w:val="24"/>
+          <w:rtl/>
+        </w:rPr>
+        <w:t>קולורס מונפרד אדנדום סילקוף, מרגשי ומרגשח. עמחליף מוסן מנת. להאמית קרהשק סכעיט דז מא, מנכם למטכין נשואי מנורך. קולהע צופעט למרקוח איבן איף, ברומץ כלרשט מיחוצים. קלאצי קונדימנטום קורוס בליקרה, נונסטי קלובר בריקנה סטום, לפריקך תצטריק לרטי.</w:t>
       </w:r>
     </w:p>
     <w:p>
@@ -3010,6 +2986,7 @@
         <w:bidi/>
         <w:jc w:val="both"/>
         <w:rPr>
+          <w:rFonts w:hint="cs"/>
           <w:sz w:val="24"/>
           <w:szCs w:val="24"/>
           <w:rtl/>
@@ -3045,104 +3022,611 @@
         <w:bidi/>
         <w:jc w:val="both"/>
         <w:rPr>
-          <w:rFonts w:hint="cs"/>
-          <w:sz w:val="24"/>
-          <w:szCs w:val="24"/>
-          <w:rtl/>
-        </w:rPr>
-      </w:pPr>
-    </w:p>
-    <w:p>
-      <w:pPr>
-        <w:bidi/>
-        <w:jc w:val="both"/>
-        <w:rPr>
-          <w:sz w:val="24"/>
-          <w:szCs w:val="24"/>
-        </w:rPr>
-      </w:pPr>
-      <w:r>
-        <w:rPr>
-          <w:sz w:val="24"/>
-          <w:szCs w:val="24"/>
-          <w:rtl/>
-        </w:rPr>
-        <w:t>קולורס מונפרד אדנדום סילקוף, מרגשי ומרגשח. עמחליף מוסן מנת. להאמית קרהשק סכעיט דז מא, מנכם למטכין נשואי מנורך. קולהע צופעט למרקוח איבן איף, ברומץ כלרשט מיחוצים. קלאצי קונדימנטום קורוס בליקרה, נונסטי קלובר בריקנה סטום, לפריקך תצטריק לרטי.</w:t>
-      </w:r>
-    </w:p>
-    <w:p>
-      <w:pPr>
-        <w:bidi/>
-        <w:jc w:val="both"/>
-        <w:rPr>
-          <w:sz w:val="24"/>
-          <w:szCs w:val="24"/>
-        </w:rPr>
-      </w:pPr>
-      <w:r>
-        <w:rPr>
-          <w:sz w:val="24"/>
-          <w:szCs w:val="24"/>
-          <w:rtl/>
-        </w:rPr>
-        <w:t>ליבם סולגק. בראיט ולחת צורק מונחף, בגורמי מגמש. תרבנך וסתעד לכנו סתשם השמה - לתכי מורגם בורק? לתיג ישבעס.</w:t>
-      </w:r>
-    </w:p>
-    <w:p>
-      <w:pPr>
-        <w:bidi/>
-        <w:jc w:val="both"/>
-        <w:rPr>
-          <w:sz w:val="24"/>
-          <w:szCs w:val="24"/>
-        </w:rPr>
-      </w:pPr>
-    </w:p>
-    <w:p>
-      <w:pPr>
-        <w:bidi/>
-        <w:jc w:val="both"/>
-        <w:rPr>
-          <w:sz w:val="24"/>
-          <w:szCs w:val="24"/>
-        </w:rPr>
-      </w:pPr>
-      <w:r>
-        <w:rPr>
-          <w:sz w:val="24"/>
-          <w:szCs w:val="24"/>
-          <w:rtl/>
-        </w:rPr>
-        <w:t>קולורס מונפרד אדנדום סילקוף, מרגשי ומרגשח. עמחליף מוסן מנת. להאמית קרהשק סכעיט דז מא, מנכם למטכין נשואי מנורך. קולהע צופעט למרקוח איבן איף, ברומץ כלרשט מיחוצים. קלאצי קונדימנטום קורוס בליקרה, נונסטי קלובר בריקנה סטום, לפריקך תצטריק לרטי.</w:t>
-      </w:r>
-    </w:p>
-    <w:p>
-      <w:pPr>
-        <w:bidi/>
-        <w:jc w:val="both"/>
-        <w:rPr>
-          <w:sz w:val="24"/>
-          <w:szCs w:val="24"/>
-        </w:rPr>
-      </w:pPr>
-      <w:r>
-        <w:rPr>
-          <w:sz w:val="24"/>
-          <w:szCs w:val="24"/>
-          <w:rtl/>
-        </w:rPr>
-        <w:t>ליבם סולגק. בראיט ולחת צורק מונחף, בגורמי מגמש. תרבנך וסתעד לכנו סתשם השמה - לתכי מורגם בורק? לתיג ישבעס.</w:t>
-      </w:r>
-    </w:p>
-    <w:p>
-      <w:pPr>
-        <w:bidi/>
-        <w:jc w:val="both"/>
-        <w:rPr>
-          <w:sz w:val="24"/>
-          <w:szCs w:val="24"/>
-        </w:rPr>
-      </w:pPr>
+          <w:noProof/>
+          <w:sz w:val="24"/>
+          <w:szCs w:val="24"/>
+          <w:rtl/>
+        </w:rPr>
+      </w:pPr>
+      <w:r>
+        <w:rPr>
+          <w:rFonts w:hint="cs"/>
+          <w:sz w:val="24"/>
+          <w:szCs w:val="24"/>
+          <w:rtl/>
+        </w:rPr>
+        <w:t>ההנחיה שלפיה המודל יצר את התמונ</w:t>
+      </w:r>
+      <w:r>
+        <w:rPr>
+          <w:rFonts w:hint="cs"/>
+          <w:sz w:val="24"/>
+          <w:szCs w:val="24"/>
+          <w:rtl/>
+        </w:rPr>
+        <w:t>ות הבאות</w:t>
+      </w:r>
+      <w:r>
+        <w:rPr>
+          <w:rFonts w:hint="cs"/>
+          <w:sz w:val="24"/>
+          <w:szCs w:val="24"/>
+          <w:rtl/>
+        </w:rPr>
+        <w:t xml:space="preserve"> היא "</w:t>
+      </w:r>
+      <w:r>
+        <w:rPr>
+          <w:sz w:val="24"/>
+          <w:szCs w:val="24"/>
+          <w:lang w:val="en-US"/>
+        </w:rPr>
+        <w:t xml:space="preserve">a photo of </w:t>
+      </w:r>
+      <w:proofErr w:type="spellStart"/>
+      <w:r>
+        <w:rPr>
+          <w:sz w:val="24"/>
+          <w:szCs w:val="24"/>
+          <w:lang w:val="en-US"/>
+        </w:rPr>
+        <w:t>sks</w:t>
+      </w:r>
+      <w:proofErr w:type="spellEnd"/>
+      <w:r>
+        <w:rPr>
+          <w:sz w:val="24"/>
+          <w:szCs w:val="24"/>
+          <w:lang w:val="en-US"/>
+        </w:rPr>
+        <w:t xml:space="preserve"> guitar lying on the beach</w:t>
+      </w:r>
+      <w:r>
+        <w:rPr>
+          <w:rFonts w:hint="cs"/>
+          <w:sz w:val="24"/>
+          <w:szCs w:val="24"/>
+          <w:rtl/>
+        </w:rPr>
+        <w:t>"</w:t>
+      </w:r>
+      <w:r>
+        <w:rPr>
+          <w:rFonts w:hint="cs"/>
+          <w:sz w:val="24"/>
+          <w:szCs w:val="24"/>
+          <w:rtl/>
+        </w:rPr>
+        <w:t xml:space="preserve"> והתמונה המקורית היא:</w:t>
+      </w:r>
+      <w:r>
+        <w:rPr>
+          <w:noProof/>
+          <w:sz w:val="24"/>
+          <w:szCs w:val="24"/>
+        </w:rPr>
+        <w:t xml:space="preserve"> </w:t>
+      </w:r>
+    </w:p>
+    <w:p>
+      <w:pPr>
+        <w:bidi/>
+        <w:jc w:val="both"/>
+        <w:rPr>
+          <w:noProof/>
+          <w:sz w:val="24"/>
+          <w:szCs w:val="24"/>
+          <w:rtl/>
+        </w:rPr>
+      </w:pPr>
+      <w:r>
+        <w:rPr>
+          <w:noProof/>
+          <w:sz w:val="24"/>
+          <w:szCs w:val="24"/>
+        </w:rPr>
+        <w:drawing>
+          <wp:inline distT="0" distB="0" distL="0" distR="0" wp14:anchorId="62799728" wp14:editId="7AE527D1">
+            <wp:extent cx="1301750" cy="1377833"/>
+            <wp:effectExtent l="0" t="0" r="0" b="0"/>
+            <wp:docPr id="552113835" name="תמונה 1" descr="תמונה שמכילה רצפה, קרקע, כלי נגינה, כלי&#10;&#10;תוכן בינה מלאכותית גנרטיבית עשוי להיות שגוי."/>
+            <wp:cNvGraphicFramePr>
+              <a:graphicFrameLocks xmlns:a="http://schemas.openxmlformats.org/drawingml/2006/main" noChangeAspect="1"/>
+            </wp:cNvGraphicFramePr>
+            <a:graphic xmlns:a="http://schemas.openxmlformats.org/drawingml/2006/main">
+              <a:graphicData uri="http://schemas.openxmlformats.org/drawingml/2006/picture">
+                <pic:pic xmlns:pic="http://schemas.openxmlformats.org/drawingml/2006/picture">
+                  <pic:nvPicPr>
+                    <pic:cNvPr id="552113835" name="תמונה 1" descr="תמונה שמכילה רצפה, קרקע, כלי נגינה, כלי&#10;&#10;תוכן בינה מלאכותית גנרטיבית עשוי להיות שגוי."/>
+                    <pic:cNvPicPr>
+                      <a:picLocks noChangeAspect="1" noChangeArrowheads="1"/>
+                    </pic:cNvPicPr>
+                  </pic:nvPicPr>
+                  <pic:blipFill rotWithShape="1">
+                    <a:blip r:embed="rId18" cstate="print">
+                      <a:extLst>
+                        <a:ext uri="{28A0092B-C50C-407E-A947-70E740481C1C}">
+                          <a14:useLocalDpi xmlns:a14="http://schemas.microsoft.com/office/drawing/2010/main" val="0"/>
+                        </a:ext>
+                      </a:extLst>
+                    </a:blip>
+                    <a:srcRect b="20616"/>
+                    <a:stretch>
+                      <a:fillRect/>
+                    </a:stretch>
+                  </pic:blipFill>
+                  <pic:spPr bwMode="auto">
+                    <a:xfrm>
+                      <a:off x="0" y="0"/>
+                      <a:ext cx="1328839" cy="1406505"/>
+                    </a:xfrm>
+                    <a:prstGeom prst="rect">
+                      <a:avLst/>
+                    </a:prstGeom>
+                    <a:noFill/>
+                    <a:ln>
+                      <a:noFill/>
+                    </a:ln>
+                    <a:extLst>
+                      <a:ext uri="{53640926-AAD7-44D8-BBD7-CCE9431645EC}">
+                        <a14:shadowObscured xmlns:a14="http://schemas.microsoft.com/office/drawing/2010/main"/>
+                      </a:ext>
+                    </a:extLst>
+                  </pic:spPr>
+                </pic:pic>
+              </a:graphicData>
+            </a:graphic>
+          </wp:inline>
+        </w:drawing>
+      </w:r>
+    </w:p>
+    <w:p>
+      <w:pPr>
+        <w:bidi/>
+        <w:jc w:val="both"/>
+        <w:rPr>
+          <w:sz w:val="24"/>
+          <w:szCs w:val="24"/>
+          <w:rtl/>
+        </w:rPr>
+      </w:pPr>
+    </w:p>
+    <w:p>
+      <w:pPr>
+        <w:bidi/>
+        <w:jc w:val="both"/>
+        <w:rPr>
+          <w:sz w:val="24"/>
+          <w:szCs w:val="24"/>
+          <w:rtl/>
+        </w:rPr>
+      </w:pPr>
+      <w:r>
+        <w:rPr>
+          <w:rFonts w:hint="cs"/>
+          <w:sz w:val="24"/>
+          <w:szCs w:val="24"/>
+          <w:rtl/>
+        </w:rPr>
+        <w:t>תוצאות המודל הן:</w:t>
+      </w:r>
+    </w:p>
+    <w:p>
+      <w:pPr>
+        <w:bidi/>
+        <w:jc w:val="both"/>
+        <w:rPr>
+          <w:sz w:val="24"/>
+          <w:szCs w:val="24"/>
+          <w:rtl/>
+        </w:rPr>
+      </w:pPr>
+    </w:p>
+    <w:p>
+      <w:pPr>
+        <w:bidi/>
+        <w:jc w:val="both"/>
+        <w:rPr>
+          <w:rFonts w:hint="cs"/>
+          <w:sz w:val="24"/>
+          <w:szCs w:val="24"/>
+          <w:rtl/>
+          <w:lang w:val="en-US"/>
+        </w:rPr>
+      </w:pPr>
+      <w:r>
+        <w:rPr>
+          <w:rFonts w:hint="cs"/>
+          <w:sz w:val="24"/>
+          <w:szCs w:val="24"/>
+          <w:rtl/>
+          <w:lang w:val="en-US"/>
+        </w:rPr>
+        <w:t xml:space="preserve">        </w:t>
+      </w:r>
+      <w:r>
+        <w:rPr>
+          <w:sz w:val="24"/>
+          <w:szCs w:val="24"/>
+          <w:lang w:val="en-US"/>
+        </w:rPr>
+        <w:t>nosing strength=0.6</w:t>
+      </w:r>
+      <w:r>
+        <w:rPr>
+          <w:rFonts w:hint="cs"/>
+          <w:sz w:val="24"/>
+          <w:szCs w:val="24"/>
+          <w:rtl/>
+          <w:lang w:val="en-US"/>
+        </w:rPr>
+        <w:t xml:space="preserve">             </w:t>
+      </w:r>
+      <w:r>
+        <w:rPr>
+          <w:sz w:val="24"/>
+          <w:szCs w:val="24"/>
+          <w:lang w:val="en-US"/>
+        </w:rPr>
+        <w:t>nosing strength=0.</w:t>
+      </w:r>
+      <w:r>
+        <w:rPr>
+          <w:sz w:val="24"/>
+          <w:szCs w:val="24"/>
+          <w:lang w:val="en-US"/>
+        </w:rPr>
+        <w:t>7</w:t>
+      </w:r>
+      <w:r>
+        <w:rPr>
+          <w:rFonts w:hint="cs"/>
+          <w:sz w:val="24"/>
+          <w:szCs w:val="24"/>
+          <w:rtl/>
+          <w:lang w:val="en-US"/>
+        </w:rPr>
+        <w:t xml:space="preserve">                </w:t>
+      </w:r>
+      <w:r>
+        <w:rPr>
+          <w:sz w:val="24"/>
+          <w:szCs w:val="24"/>
+          <w:lang w:val="en-US"/>
+        </w:rPr>
+        <w:t>nosing strength=0.</w:t>
+      </w:r>
+      <w:r>
+        <w:rPr>
+          <w:sz w:val="24"/>
+          <w:szCs w:val="24"/>
+          <w:lang w:val="en-US"/>
+        </w:rPr>
+        <w:t>9</w:t>
+      </w:r>
+    </w:p>
+    <w:p>
+      <w:pPr>
+        <w:bidi/>
+        <w:jc w:val="both"/>
+        <w:rPr>
+          <w:sz w:val="24"/>
+          <w:szCs w:val="24"/>
+          <w:rtl/>
+          <w:lang w:val="en-US"/>
+        </w:rPr>
+      </w:pPr>
+      <w:r>
+        <w:rPr>
+          <w:rFonts w:hint="cs"/>
+          <w:noProof/>
+          <w:sz w:val="24"/>
+          <w:szCs w:val="24"/>
+          <w:lang w:val="en-US"/>
+        </w:rPr>
+        <w:drawing>
+          <wp:inline distT="0" distB="0" distL="0" distR="0" wp14:anchorId="1339FCF1" wp14:editId="1F3622E3">
+            <wp:extent cx="1872000" cy="1872000"/>
+            <wp:effectExtent l="0" t="0" r="0" b="0"/>
+            <wp:docPr id="2023331241" name="תמונה 2"/>
+            <wp:cNvGraphicFramePr>
+              <a:graphicFrameLocks xmlns:a="http://schemas.openxmlformats.org/drawingml/2006/main" noChangeAspect="1"/>
+            </wp:cNvGraphicFramePr>
+            <a:graphic xmlns:a="http://schemas.openxmlformats.org/drawingml/2006/main">
+              <a:graphicData uri="http://schemas.openxmlformats.org/drawingml/2006/picture">
+                <pic:pic xmlns:pic="http://schemas.openxmlformats.org/drawingml/2006/picture">
+                  <pic:nvPicPr>
+                    <pic:cNvPr id="0" name="Picture 2"/>
+                    <pic:cNvPicPr>
+                      <a:picLocks noChangeAspect="1" noChangeArrowheads="1"/>
+                    </pic:cNvPicPr>
+                  </pic:nvPicPr>
+                  <pic:blipFill>
+                    <a:blip r:embed="rId19" cstate="print">
+                      <a:extLst>
+                        <a:ext uri="{28A0092B-C50C-407E-A947-70E740481C1C}">
+                          <a14:useLocalDpi xmlns:a14="http://schemas.microsoft.com/office/drawing/2010/main" val="0"/>
+                        </a:ext>
+                      </a:extLst>
+                    </a:blip>
+                    <a:srcRect/>
+                    <a:stretch>
+                      <a:fillRect/>
+                    </a:stretch>
+                  </pic:blipFill>
+                  <pic:spPr bwMode="auto">
+                    <a:xfrm>
+                      <a:off x="0" y="0"/>
+                      <a:ext cx="1872000" cy="1872000"/>
+                    </a:xfrm>
+                    <a:prstGeom prst="rect">
+                      <a:avLst/>
+                    </a:prstGeom>
+                    <a:noFill/>
+                    <a:ln>
+                      <a:noFill/>
+                    </a:ln>
+                  </pic:spPr>
+                </pic:pic>
+              </a:graphicData>
+            </a:graphic>
+          </wp:inline>
+        </w:drawing>
+      </w:r>
+      <w:r>
+        <w:rPr>
+          <w:rFonts w:hint="cs"/>
+          <w:sz w:val="24"/>
+          <w:szCs w:val="24"/>
+          <w:rtl/>
+          <w:lang w:val="en-US"/>
+        </w:rPr>
+        <w:t xml:space="preserve">  </w:t>
+      </w:r>
+      <w:r>
+        <w:rPr>
+          <w:rFonts w:hint="cs"/>
+          <w:noProof/>
+          <w:sz w:val="24"/>
+          <w:szCs w:val="24"/>
+          <w:rtl/>
+          <w:lang w:val="en-US"/>
+        </w:rPr>
+        <w:t xml:space="preserve"> </w:t>
+      </w:r>
+      <w:r>
+        <w:rPr>
+          <w:noProof/>
+          <w:sz w:val="24"/>
+          <w:szCs w:val="24"/>
+          <w:lang w:val="en-US"/>
+        </w:rPr>
+        <w:drawing>
+          <wp:inline distT="0" distB="0" distL="0" distR="0" wp14:anchorId="2C87AFAB" wp14:editId="77EECCDD">
+            <wp:extent cx="1872000" cy="1872000"/>
+            <wp:effectExtent l="0" t="0" r="0" b="0"/>
+            <wp:docPr id="222126880" name="תמונה 3"/>
+            <wp:cNvGraphicFramePr>
+              <a:graphicFrameLocks xmlns:a="http://schemas.openxmlformats.org/drawingml/2006/main" noChangeAspect="1"/>
+            </wp:cNvGraphicFramePr>
+            <a:graphic xmlns:a="http://schemas.openxmlformats.org/drawingml/2006/main">
+              <a:graphicData uri="http://schemas.openxmlformats.org/drawingml/2006/picture">
+                <pic:pic xmlns:pic="http://schemas.openxmlformats.org/drawingml/2006/picture">
+                  <pic:nvPicPr>
+                    <pic:cNvPr id="0" name="Picture 3"/>
+                    <pic:cNvPicPr>
+                      <a:picLocks noChangeAspect="1" noChangeArrowheads="1"/>
+                    </pic:cNvPicPr>
+                  </pic:nvPicPr>
+                  <pic:blipFill>
+                    <a:blip r:embed="rId20" cstate="print">
+                      <a:extLst>
+                        <a:ext uri="{28A0092B-C50C-407E-A947-70E740481C1C}">
+                          <a14:useLocalDpi xmlns:a14="http://schemas.microsoft.com/office/drawing/2010/main" val="0"/>
+                        </a:ext>
+                      </a:extLst>
+                    </a:blip>
+                    <a:srcRect/>
+                    <a:stretch>
+                      <a:fillRect/>
+                    </a:stretch>
+                  </pic:blipFill>
+                  <pic:spPr bwMode="auto">
+                    <a:xfrm>
+                      <a:off x="0" y="0"/>
+                      <a:ext cx="1872000" cy="1872000"/>
+                    </a:xfrm>
+                    <a:prstGeom prst="rect">
+                      <a:avLst/>
+                    </a:prstGeom>
+                    <a:noFill/>
+                    <a:ln>
+                      <a:noFill/>
+                    </a:ln>
+                  </pic:spPr>
+                </pic:pic>
+              </a:graphicData>
+            </a:graphic>
+          </wp:inline>
+        </w:drawing>
+      </w:r>
+      <w:r>
+        <w:rPr>
+          <w:rFonts w:hint="cs"/>
+          <w:sz w:val="24"/>
+          <w:szCs w:val="24"/>
+          <w:rtl/>
+          <w:lang w:val="en-US"/>
+        </w:rPr>
+        <w:t xml:space="preserve">    </w:t>
+      </w:r>
+      <w:r>
+        <w:rPr>
+          <w:noProof/>
+          <w:sz w:val="24"/>
+          <w:szCs w:val="24"/>
+          <w:lang w:val="en-US"/>
+        </w:rPr>
+        <w:drawing>
+          <wp:inline distT="0" distB="0" distL="0" distR="0" wp14:anchorId="74747E79" wp14:editId="0571C066">
+            <wp:extent cx="1872000" cy="1872000"/>
+            <wp:effectExtent l="0" t="0" r="0" b="0"/>
+            <wp:docPr id="1742450754" name="תמונה 5"/>
+            <wp:cNvGraphicFramePr>
+              <a:graphicFrameLocks xmlns:a="http://schemas.openxmlformats.org/drawingml/2006/main" noChangeAspect="1"/>
+            </wp:cNvGraphicFramePr>
+            <a:graphic xmlns:a="http://schemas.openxmlformats.org/drawingml/2006/main">
+              <a:graphicData uri="http://schemas.openxmlformats.org/drawingml/2006/picture">
+                <pic:pic xmlns:pic="http://schemas.openxmlformats.org/drawingml/2006/picture">
+                  <pic:nvPicPr>
+                    <pic:cNvPr id="0" name="Picture 5"/>
+                    <pic:cNvPicPr>
+                      <a:picLocks noChangeAspect="1" noChangeArrowheads="1"/>
+                    </pic:cNvPicPr>
+                  </pic:nvPicPr>
+                  <pic:blipFill>
+                    <a:blip r:embed="rId21" cstate="print">
+                      <a:extLst>
+                        <a:ext uri="{28A0092B-C50C-407E-A947-70E740481C1C}">
+                          <a14:useLocalDpi xmlns:a14="http://schemas.microsoft.com/office/drawing/2010/main" val="0"/>
+                        </a:ext>
+                      </a:extLst>
+                    </a:blip>
+                    <a:srcRect/>
+                    <a:stretch>
+                      <a:fillRect/>
+                    </a:stretch>
+                  </pic:blipFill>
+                  <pic:spPr bwMode="auto">
+                    <a:xfrm>
+                      <a:off x="0" y="0"/>
+                      <a:ext cx="1872000" cy="1872000"/>
+                    </a:xfrm>
+                    <a:prstGeom prst="rect">
+                      <a:avLst/>
+                    </a:prstGeom>
+                    <a:noFill/>
+                    <a:ln>
+                      <a:noFill/>
+                    </a:ln>
+                  </pic:spPr>
+                </pic:pic>
+              </a:graphicData>
+            </a:graphic>
+          </wp:inline>
+        </w:drawing>
+      </w:r>
+    </w:p>
+    <w:p>
+      <w:pPr>
+        <w:bidi/>
+        <w:jc w:val="both"/>
+        <w:rPr>
+          <w:sz w:val="24"/>
+          <w:szCs w:val="24"/>
+          <w:rtl/>
+          <w:lang w:val="en-US"/>
+        </w:rPr>
+      </w:pPr>
+    </w:p>
+    <w:p>
+      <w:pPr>
+        <w:bidi/>
+        <w:jc w:val="both"/>
+        <w:rPr>
+          <w:sz w:val="24"/>
+          <w:szCs w:val="24"/>
+        </w:rPr>
+      </w:pPr>
+      <w:r>
+        <w:rPr>
+          <w:sz w:val="24"/>
+          <w:szCs w:val="24"/>
+          <w:rtl/>
+          <w:lang w:val="en-US"/>
+        </w:rPr>
+        <w:t>ניתן לראות כי קיים מתאם ישיר בין עוצמת הרע</w:t>
+      </w:r>
+      <w:r>
+        <w:rPr>
+          <w:rFonts w:hint="cs"/>
+          <w:sz w:val="24"/>
+          <w:szCs w:val="24"/>
+          <w:rtl/>
+          <w:lang w:val="en-US"/>
+        </w:rPr>
+        <w:t xml:space="preserve">ש </w:t>
+      </w:r>
+      <w:r>
+        <w:rPr>
+          <w:sz w:val="24"/>
+          <w:szCs w:val="24"/>
+          <w:rtl/>
+          <w:lang w:val="en-US"/>
+        </w:rPr>
+        <w:t>לבין מידת ההשפעה של ההנחיה הטקסטואלית. ככל שערך זה עולה, התוצאה מתקרבת לתיאור המילולי על חשבון הנאמנות לתמונת המקור</w:t>
+      </w:r>
+      <w:r>
+        <w:rPr>
+          <w:sz w:val="24"/>
+          <w:szCs w:val="24"/>
+        </w:rPr>
+        <w:t xml:space="preserve">. </w:t>
+      </w:r>
+      <w:r>
+        <w:rPr>
+          <w:sz w:val="24"/>
+          <w:szCs w:val="24"/>
+          <w:rtl/>
+          <w:lang w:val="en-US"/>
+        </w:rPr>
+        <w:t>ברמת רעש נמוכה</w:t>
+      </w:r>
+      <w:r>
+        <w:rPr>
+          <w:rFonts w:hint="cs"/>
+          <w:sz w:val="24"/>
+          <w:szCs w:val="24"/>
+          <w:rtl/>
+          <w:lang w:val="en-US"/>
+        </w:rPr>
+        <w:t xml:space="preserve">(0.6) </w:t>
+      </w:r>
+      <w:r>
+        <w:rPr>
+          <w:sz w:val="24"/>
+          <w:szCs w:val="24"/>
+          <w:rtl/>
+          <w:lang w:val="en-US"/>
+        </w:rPr>
+        <w:t>השינויים היו מינוריים</w:t>
+      </w:r>
+      <w:r>
+        <w:rPr>
+          <w:rFonts w:hint="cs"/>
+          <w:sz w:val="24"/>
+          <w:szCs w:val="24"/>
+          <w:rtl/>
+          <w:lang w:val="en-US"/>
+        </w:rPr>
+        <w:t>:</w:t>
+      </w:r>
+      <w:r>
+        <w:rPr>
+          <w:sz w:val="24"/>
+          <w:szCs w:val="24"/>
+          <w:rtl/>
+          <w:lang w:val="en-US"/>
+        </w:rPr>
+        <w:t xml:space="preserve"> המודל שילב מרקם של חול, אך שמר במידה רבה על המבנה והרקע המקוריים. ברמת רעש בינונית (0.7) ניכרת נוכחות משמעותית יותר של החול, אם כי עדיין נשמרו פרטים מסוימים מהרקע (כגון העצים). לעומת זאת, ברמת רעש גבוהה (0.9), המידע הוויזואלי המקורי נדרס כמעט לחלוטין והרקע הוחלף במלואו לנוף ימי פתוח, בהתאם להנחיה</w:t>
+      </w:r>
+      <w:r>
+        <w:rPr>
+          <w:sz w:val="24"/>
+          <w:szCs w:val="24"/>
+        </w:rPr>
+        <w:t>.</w:t>
+      </w:r>
     </w:p>
     <w:p>
       <w:pPr>
@@ -3183,7 +3667,16 @@
           <w:szCs w:val="24"/>
           <w:rtl/>
         </w:rPr>
-        <w:t xml:space="preserve">לורם איפסום דולור סיט אמט, קונסקטורר אדיפיסינג אלית הועניב היושבב שערש שמחויט - שלושע ותלברו חשלו שעותלשך וחאית נובש ערששף. זותה מנק הבקיץ אפאח דלאמת יבש, כאנה ניצאחו נמרגי שעותלשך וחאית נובש ערששף. זותה מנק הבקיץ אפאח דלאמת יבש, כאנה ניצאחו נמרגי שהכים תוק, הדש שנרא התידם הכייר וק. שעותלשך וחאית נובש ערששף. זותה מנק הבקיץ אפאח דלאמת יבש, כאנה ניצאחו נמרגי שהכים תוק, הדש שנרא התידם הכייר וק.שעותלשך וחאית נובש ערששף. זותה מנק הבקיץ אפאח דלאמת יבש, כאנה ניצאחו נמרגי שהכים תוק, הדש שנרא התידם הכייר וק.  </w:t>
+        <w:t xml:space="preserve">לורם איפסום דולור סיט אמט, קונסקטורר אדיפיסינג אלית הועניב היושבב שערש שמחויט - שלושע ותלברו חשלו שעותלשך וחאית נובש ערששף. זותה מנק הבקיץ אפאח דלאמת יבש, כאנה ניצאחו נמרגי </w:t>
+      </w:r>
+      <w:r>
+        <w:rPr>
+          <w:sz w:val="24"/>
+          <w:szCs w:val="24"/>
+          <w:rtl/>
+        </w:rPr>
+        <w:lastRenderedPageBreak/>
+        <w:t xml:space="preserve">שעותלשך וחאית נובש ערששף. זותה מנק הבקיץ אפאח דלאמת יבש, כאנה ניצאחו נמרגי שהכים תוק, הדש שנרא התידם הכייר וק. שעותלשך וחאית נובש ערששף. זותה מנק הבקיץ אפאח דלאמת יבש, כאנה ניצאחו נמרגי שהכים תוק, הדש שנרא התידם הכייר וק.שעותלשך וחאית נובש ערששף. זותה מנק הבקיץ אפאח דלאמת יבש, כאנה ניצאחו נמרגי שהכים תוק, הדש שנרא התידם הכייר וק.  </w:t>
       </w:r>
     </w:p>
     <w:p>
@@ -3221,7 +3714,7 @@
                     <pic:cNvPicPr preferRelativeResize="0"/>
                   </pic:nvPicPr>
                   <pic:blipFill>
-                    <a:blip r:embed="rId17"/>
+                    <a:blip r:embed="rId22"/>
                     <a:srcRect/>
                     <a:stretch>
                       <a:fillRect/>
@@ -3269,7 +3762,7 @@
                     <pic:cNvPicPr preferRelativeResize="0"/>
                   </pic:nvPicPr>
                   <pic:blipFill>
-                    <a:blip r:embed="rId17"/>
+                    <a:blip r:embed="rId22"/>
                     <a:srcRect/>
                     <a:stretch>
                       <a:fillRect/>
@@ -3317,7 +3810,6 @@
           <w:szCs w:val="24"/>
           <w:rtl/>
         </w:rPr>
-        <w:lastRenderedPageBreak/>
         <w:t>קולורס מונפרד אדנדום סילקוף, מרגשי ומרגשח. עמחליף מוסן מנת. להאמית קרהשק סכעיט דז מא, מנכם למטכין נשואי מנורך. קולהע צופעט למרקוח איבן איף, ברומץ כלרשט מיחוצים. קלאצי קונדימנטום קורוס בליקרה, נונסטי קלובר בריקנה סטום, לפריקך תצטריק לרטי.</w:t>
       </w:r>
     </w:p>
@@ -3450,6 +3942,7 @@
         <w:rPr>
           <w:noProof/>
         </w:rPr>
+        <w:lastRenderedPageBreak/>
         <w:drawing>
           <wp:anchor distT="114300" distB="114300" distL="114300" distR="114300" simplePos="0" relativeHeight="251666432" behindDoc="0" locked="0" layoutInCell="1" hidden="0" allowOverlap="1" wp14:anchorId="4B1111F8" wp14:editId="68EB27F0">
             <wp:simplePos x="0" y="0"/>
@@ -3472,7 +3965,7 @@
                     <pic:cNvPicPr preferRelativeResize="0"/>
                   </pic:nvPicPr>
                   <pic:blipFill>
-                    <a:blip r:embed="rId17"/>
+                    <a:blip r:embed="rId22"/>
                     <a:srcRect/>
                     <a:stretch>
                       <a:fillRect/>
@@ -3520,7 +4013,7 @@
                     <pic:cNvPicPr preferRelativeResize="0"/>
                   </pic:nvPicPr>
                   <pic:blipFill>
-                    <a:blip r:embed="rId17"/>
+                    <a:blip r:embed="rId22"/>
                     <a:srcRect/>
                     <a:stretch>
                       <a:fillRect/>
@@ -3614,7 +4107,6 @@
           <w:szCs w:val="24"/>
           <w:rtl/>
         </w:rPr>
-        <w:lastRenderedPageBreak/>
         <w:t>קולורס מונפרד אדנדום סילקוף, מרגשי ומרגשח. עמחליף מוסן מנת. להאמית קרהשק סכעיט דז מא, מנכם למטכין נשואי מנורך. קולהע צופעט למרקוח איבן איף, ברומץ כלרשט מיחוצים. קלאצי קונדימנטום קורוס בליקרה, נונסטי קלובר בריקנה סטום, לפריקך תצטריק לרטי.</w:t>
       </w:r>
     </w:p>
@@ -4977,8 +5469,14 @@
 </file>
 
 <file path=customXml/item2.xml><?xml version="1.0" encoding="utf-8"?>
-<ct:contentTypeSchema xmlns:ct="http://schemas.microsoft.com/office/2006/metadata/contentType" xmlns:ma="http://schemas.microsoft.com/office/2006/metadata/properties/metaAttributes" ct:_="" ma:_="" ma:contentTypeName="מסמך" ma:contentTypeID="0x0101007B5E174FC3759249A0DFD40F07EA5737" ma:contentTypeVersion="2" ma:contentTypeDescription="צור מסמך חדש." ma:contentTypeScope="" ma:versionID="22383e2b253c41f194c82fb7c211f16c">
-  <xsd:schema xmlns:xsd="http://www.w3.org/2001/XMLSchema" xmlns:xs="http://www.w3.org/2001/XMLSchema" xmlns:p="http://schemas.microsoft.com/office/2006/metadata/properties" xmlns:ns3="7ef431f0-8ad2-416b-83e0-9342f8b60d7b" targetNamespace="http://schemas.microsoft.com/office/2006/metadata/properties" ma:root="true" ma:fieldsID="4c2f9b76233a8bfa4496f710e22b26b7" ns3:_="">
+<p:properties xmlns:p="http://schemas.microsoft.com/office/2006/metadata/properties" xmlns:xsi="http://www.w3.org/2001/XMLSchema-instance" xmlns:pc="http://schemas.microsoft.com/office/infopath/2007/PartnerControls">
+  <documentManagement/>
+</p:properties>
+</file>
+
+<file path=customXml/item3.xml><?xml version="1.0" encoding="utf-8"?>
+<ct:contentTypeSchema xmlns:ct="http://schemas.microsoft.com/office/2006/metadata/contentType" xmlns:ma="http://schemas.microsoft.com/office/2006/metadata/properties/metaAttributes" ct:_="" ma:_="" ma:contentTypeName="מסמך" ma:contentTypeID="0x0101007B5E174FC3759249A0DFD40F07EA5737" ma:contentTypeVersion="3" ma:contentTypeDescription="צור מסמך חדש." ma:contentTypeScope="" ma:versionID="28bf230b191a61240991ea6954d3f2ab">
+  <xsd:schema xmlns:xsd="http://www.w3.org/2001/XMLSchema" xmlns:xs="http://www.w3.org/2001/XMLSchema" xmlns:p="http://schemas.microsoft.com/office/2006/metadata/properties" xmlns:ns3="7ef431f0-8ad2-416b-83e0-9342f8b60d7b" targetNamespace="http://schemas.microsoft.com/office/2006/metadata/properties" ma:root="true" ma:fieldsID="1209bec50cb0e8d887efc7fea277d5c1" ns3:_="">
     <xsd:import namespace="7ef431f0-8ad2-416b-83e0-9342f8b60d7b"/>
     <xsd:element name="properties">
       <xsd:complexType>
@@ -4988,6 +5486,7 @@
               <xsd:all>
                 <xsd:element ref="ns3:MediaServiceMetadata" minOccurs="0"/>
                 <xsd:element ref="ns3:MediaServiceFastMetadata" minOccurs="0"/>
+                <xsd:element ref="ns3:MediaServiceSearchProperties" minOccurs="0"/>
               </xsd:all>
             </xsd:complexType>
           </xsd:element>
@@ -5004,6 +5503,11 @@
       </xsd:simpleType>
     </xsd:element>
     <xsd:element name="MediaServiceFastMetadata" ma:index="9" nillable="true" ma:displayName="MediaServiceFastMetadata" ma:hidden="true" ma:internalName="MediaServiceFastMetadata" ma:readOnly="true">
+      <xsd:simpleType>
+        <xsd:restriction base="dms:Note"/>
+      </xsd:simpleType>
+    </xsd:element>
+    <xsd:element name="MediaServiceSearchProperties" ma:index="10" nillable="true" ma:displayName="MediaServiceSearchProperties" ma:hidden="true" ma:internalName="MediaServiceSearchProperties" ma:readOnly="true">
       <xsd:simpleType>
         <xsd:restriction base="dms:Note"/>
       </xsd:simpleType>
@@ -5108,12 +5612,6 @@
 </ct:contentTypeSchema>
 </file>
 
-<file path=customXml/item3.xml><?xml version="1.0" encoding="utf-8"?>
-<p:properties xmlns:p="http://schemas.microsoft.com/office/2006/metadata/properties" xmlns:xsi="http://www.w3.org/2001/XMLSchema-instance" xmlns:pc="http://schemas.microsoft.com/office/infopath/2007/PartnerControls">
-  <documentManagement/>
-</p:properties>
-</file>
-
 <file path=customXml/itemProps1.xml><?xml version="1.0" encoding="utf-8"?>
 <ds:datastoreItem xmlns:ds="http://schemas.openxmlformats.org/officeDocument/2006/customXml" ds:itemID="{03D68444-0329-40BB-BBB3-3F325357947D}">
   <ds:schemaRefs>
@@ -5123,7 +5621,16 @@
 </file>
 
 <file path=customXml/itemProps2.xml><?xml version="1.0" encoding="utf-8"?>
-<ds:datastoreItem xmlns:ds="http://schemas.openxmlformats.org/officeDocument/2006/customXml" ds:itemID="{14CC79CB-61D3-4CC0-92E8-C1C78FD5B495}">
+<ds:datastoreItem xmlns:ds="http://schemas.openxmlformats.org/officeDocument/2006/customXml" ds:itemID="{08FE4593-16F3-4F45-A0BB-5EFDEA144025}">
+  <ds:schemaRefs>
+    <ds:schemaRef ds:uri="http://schemas.microsoft.com/office/2006/metadata/properties"/>
+    <ds:schemaRef ds:uri="http://schemas.microsoft.com/office/infopath/2007/PartnerControls"/>
+  </ds:schemaRefs>
+</ds:datastoreItem>
+</file>
+
+<file path=customXml/itemProps3.xml><?xml version="1.0" encoding="utf-8"?>
+<ds:datastoreItem xmlns:ds="http://schemas.openxmlformats.org/officeDocument/2006/customXml" ds:itemID="{E483BD9D-370E-4D10-B6DA-0C653A971D3B}">
   <ds:schemaRefs>
     <ds:schemaRef ds:uri="http://schemas.microsoft.com/office/2006/metadata/contentType"/>
     <ds:schemaRef ds:uri="http://schemas.microsoft.com/office/2006/metadata/properties/metaAttributes"/>
@@ -5138,13 +5645,4 @@
     <ds:schemaRef ds:uri="http://schemas.microsoft.com/internal/obd"/>
   </ds:schemaRefs>
 </ds:datastoreItem>
-</file>
-
-<file path=customXml/itemProps3.xml><?xml version="1.0" encoding="utf-8"?>
-<ds:datastoreItem xmlns:ds="http://schemas.openxmlformats.org/officeDocument/2006/customXml" ds:itemID="{08FE4593-16F3-4F45-A0BB-5EFDEA144025}">
-  <ds:schemaRefs>
-    <ds:schemaRef ds:uri="http://schemas.microsoft.com/office/2006/metadata/properties"/>
-    <ds:schemaRef ds:uri="http://schemas.microsoft.com/office/infopath/2007/PartnerControls"/>
-  </ds:schemaRefs>
-</ds:datastoreItem>
 </file>
--- a/5/ex5.docx
+++ b/5/ex5.docx
@@ -2879,90 +2879,11 @@
         <w:bidi/>
         <w:jc w:val="both"/>
         <w:rPr>
-          <w:sz w:val="24"/>
-          <w:szCs w:val="24"/>
-        </w:rPr>
-      </w:pPr>
-      <w:r>
-        <w:rPr>
-          <w:sz w:val="24"/>
-          <w:szCs w:val="24"/>
-          <w:rtl/>
-        </w:rPr>
-        <w:t>קולורס מונפרד אדנדום סילקוף, מרגשי ומרגשח. עמחליף מוסן מנת. להאמית קרהשק סכעיט דז מא, מנכם למטכין נשואי מנורך. קולהע צופעט למרקוח איבן איף, ברומץ כלרשט מיחוצים. קלאצי קונדימנטום קורוס בליקרה, נונסטי קלובר בריקנה סטום, לפריקך תצטריק לרטי.</w:t>
-      </w:r>
-    </w:p>
-    <w:p>
-      <w:pPr>
-        <w:bidi/>
-        <w:jc w:val="both"/>
-        <w:rPr>
-          <w:sz w:val="24"/>
-          <w:szCs w:val="24"/>
-        </w:rPr>
-      </w:pPr>
-      <w:r>
-        <w:rPr>
-          <w:sz w:val="24"/>
-          <w:szCs w:val="24"/>
-          <w:rtl/>
-        </w:rPr>
-        <w:t>ליבם סולגק. בראיט ולחת צורק מונחף, בגורמי מגמש. תרבנך וסתעד לכנו סתשם השמה - לתכי מורגם בורק? לתיג ישבעס.</w:t>
-      </w:r>
-    </w:p>
-    <w:p>
-      <w:pPr>
-        <w:bidi/>
-        <w:jc w:val="both"/>
-        <w:rPr>
-          <w:sz w:val="24"/>
-          <w:szCs w:val="24"/>
-        </w:rPr>
-      </w:pPr>
-    </w:p>
-    <w:p>
-      <w:pPr>
-        <w:bidi/>
-        <w:jc w:val="both"/>
-        <w:rPr>
-          <w:sz w:val="24"/>
-          <w:szCs w:val="24"/>
-        </w:rPr>
-      </w:pPr>
-      <w:r>
-        <w:rPr>
-          <w:sz w:val="24"/>
-          <w:szCs w:val="24"/>
-          <w:rtl/>
-        </w:rPr>
-        <w:t>קולורס מונפרד אדנדום סילקוף, מרגשי ומרגשח. עמחליף מוסן מנת. להאמית קרהשק סכעיט דז מא, מנכם למטכין נשואי מנורך. קולהע צופעט למרקוח איבן איף, ברומץ כלרשט מיחוצים. קלאצי קונדימנטום קורוס בליקרה, נונסטי קלובר בריקנה סטום, לפריקך תצטריק לרטי.</w:t>
-      </w:r>
-    </w:p>
-    <w:p>
-      <w:pPr>
-        <w:bidi/>
-        <w:jc w:val="both"/>
-        <w:rPr>
-          <w:sz w:val="24"/>
-          <w:szCs w:val="24"/>
-        </w:rPr>
-      </w:pPr>
-      <w:r>
-        <w:rPr>
-          <w:sz w:val="24"/>
-          <w:szCs w:val="24"/>
-          <w:rtl/>
-        </w:rPr>
-        <w:t>ליבם סולגק. בראיט ולחת צורק מונחף, בגורמי מגמש. תרבנך וסתעד לכנו סתשם השמה - לתכי מורגם בורק? לתיג ישבעס.</w:t>
-      </w:r>
-    </w:p>
-    <w:p>
-      <w:pPr>
-        <w:bidi/>
-        <w:jc w:val="both"/>
-        <w:rPr>
-          <w:sz w:val="24"/>
-          <w:szCs w:val="24"/>
+          <w:rFonts w:hint="cs"/>
+          <w:sz w:val="24"/>
+          <w:szCs w:val="24"/>
+          <w:rtl/>
+          <w:lang w:val="en-US"/>
         </w:rPr>
       </w:pPr>
     </w:p>
@@ -2977,7 +2898,6 @@
         <w:rPr>
           <w:rtl/>
         </w:rPr>
-        <w:lastRenderedPageBreak/>
         <w:t>תוצאות 3.3</w:t>
       </w:r>
     </w:p>
@@ -2986,7 +2906,6 @@
         <w:bidi/>
         <w:jc w:val="both"/>
         <w:rPr>
-          <w:rFonts w:hint="cs"/>
           <w:sz w:val="24"/>
           <w:szCs w:val="24"/>
           <w:rtl/>
@@ -3227,7 +3146,6 @@
         <w:bidi/>
         <w:jc w:val="both"/>
         <w:rPr>
-          <w:rFonts w:hint="cs"/>
           <w:sz w:val="24"/>
           <w:szCs w:val="24"/>
           <w:rtl/>
@@ -3268,15 +3186,7 @@
           <w:szCs w:val="24"/>
           <w:lang w:val="en-US"/>
         </w:rPr>
-        <w:t>nosing strength=0.</w:t>
-      </w:r>
-      <w:r>
-        <w:rPr>
-          <w:sz w:val="24"/>
-          <w:szCs w:val="24"/>
-          <w:lang w:val="en-US"/>
-        </w:rPr>
-        <w:t>7</w:t>
+        <w:t>nosing strength=0.7</w:t>
       </w:r>
       <w:r>
         <w:rPr>
@@ -3294,15 +3204,7 @@
           <w:szCs w:val="24"/>
           <w:lang w:val="en-US"/>
         </w:rPr>
-        <w:t>nosing strength=0.</w:t>
-      </w:r>
-      <w:r>
-        <w:rPr>
-          <w:sz w:val="24"/>
-          <w:szCs w:val="24"/>
-          <w:lang w:val="en-US"/>
-        </w:rPr>
-        <w:t>9</w:t>
+        <w:t>nosing strength=0.9</w:t>
       </w:r>
     </w:p>
     <w:p>
@@ -3642,6 +3544,9 @@
       <w:pPr>
         <w:pStyle w:val="2"/>
         <w:bidi/>
+        <w:rPr>
+          <w:rtl/>
+        </w:rPr>
       </w:pPr>
       <w:bookmarkStart w:id="6" w:name="_2olxviulcm2s" w:colFirst="0" w:colLast="0"/>
       <w:bookmarkEnd w:id="6"/>
@@ -3651,71 +3556,496 @@
         </w:rPr>
         <w:t>תוצאות 3.4</w:t>
       </w:r>
-    </w:p>
-    <w:p>
-      <w:pPr>
-        <w:bidi/>
-        <w:jc w:val="both"/>
-        <w:rPr>
-          <w:sz w:val="24"/>
-          <w:szCs w:val="24"/>
-        </w:rPr>
-      </w:pPr>
-      <w:r>
-        <w:rPr>
-          <w:sz w:val="24"/>
-          <w:szCs w:val="24"/>
-          <w:rtl/>
-        </w:rPr>
-        <w:t xml:space="preserve">לורם איפסום דולור סיט אמט, קונסקטורר אדיפיסינג אלית הועניב היושבב שערש שמחויט - שלושע ותלברו חשלו שעותלשך וחאית נובש ערששף. זותה מנק הבקיץ אפאח דלאמת יבש, כאנה ניצאחו נמרגי </w:t>
-      </w:r>
-      <w:r>
-        <w:rPr>
-          <w:sz w:val="24"/>
-          <w:szCs w:val="24"/>
-          <w:rtl/>
-        </w:rPr>
-        <w:lastRenderedPageBreak/>
-        <w:t xml:space="preserve">שעותלשך וחאית נובש ערששף. זותה מנק הבקיץ אפאח דלאמת יבש, כאנה ניצאחו נמרגי שהכים תוק, הדש שנרא התידם הכייר וק. שעותלשך וחאית נובש ערששף. זותה מנק הבקיץ אפאח דלאמת יבש, כאנה ניצאחו נמרגי שהכים תוק, הדש שנרא התידם הכייר וק.שעותלשך וחאית נובש ערששף. זותה מנק הבקיץ אפאח דלאמת יבש, כאנה ניצאחו נמרגי שהכים תוק, הדש שנרא התידם הכייר וק.  </w:t>
-      </w:r>
-    </w:p>
-    <w:p>
-      <w:pPr>
-        <w:bidi/>
-        <w:jc w:val="both"/>
-        <w:rPr>
-          <w:sz w:val="24"/>
-          <w:szCs w:val="24"/>
+      <w:bookmarkStart w:id="7" w:name="_r4id1ct3mber" w:colFirst="0" w:colLast="0"/>
+      <w:bookmarkEnd w:id="7"/>
+    </w:p>
+    <w:p>
+      <w:pPr>
+        <w:bidi/>
+        <w:rPr>
+          <w:sz w:val="24"/>
+          <w:szCs w:val="24"/>
+          <w:rtl/>
+          <w:lang w:val="en-US"/>
+        </w:rPr>
+      </w:pPr>
+      <w:r>
+        <w:rPr>
+          <w:rFonts w:hint="cs"/>
+          <w:sz w:val="24"/>
+          <w:szCs w:val="24"/>
+          <w:rtl/>
+        </w:rPr>
+        <w:t xml:space="preserve">להלן תוצאות של שלושת המודלים </w:t>
+      </w:r>
+      <w:proofErr w:type="spellStart"/>
+      <w:r>
+        <w:rPr>
+          <w:sz w:val="24"/>
+          <w:szCs w:val="24"/>
+          <w:lang w:val="en-US"/>
+        </w:rPr>
+        <w:t>Dreambooth</w:t>
+      </w:r>
+      <w:proofErr w:type="spellEnd"/>
+      <w:r>
+        <w:rPr>
+          <w:sz w:val="24"/>
+          <w:szCs w:val="24"/>
+          <w:lang w:val="en-US"/>
+        </w:rPr>
+        <w:t xml:space="preserve"> + </w:t>
+      </w:r>
+      <w:proofErr w:type="spellStart"/>
+      <w:r>
+        <w:rPr>
+          <w:sz w:val="24"/>
+          <w:szCs w:val="24"/>
+          <w:lang w:val="en-US"/>
+        </w:rPr>
+        <w:t>SdEdit</w:t>
+      </w:r>
+      <w:proofErr w:type="spellEnd"/>
+      <w:r>
+        <w:rPr>
+          <w:sz w:val="24"/>
+          <w:szCs w:val="24"/>
+          <w:lang w:val="en-US"/>
+        </w:rPr>
+        <w:t xml:space="preserve">, </w:t>
+      </w:r>
+      <w:proofErr w:type="spellStart"/>
+      <w:r>
+        <w:rPr>
+          <w:sz w:val="24"/>
+          <w:szCs w:val="24"/>
+          <w:lang w:val="en-US"/>
+        </w:rPr>
+        <w:t>Dreambooth</w:t>
+      </w:r>
+      <w:proofErr w:type="spellEnd"/>
+      <w:r>
+        <w:rPr>
+          <w:sz w:val="24"/>
+          <w:szCs w:val="24"/>
+          <w:lang w:val="en-US"/>
+        </w:rPr>
+        <w:t xml:space="preserve">, </w:t>
+      </w:r>
+      <w:proofErr w:type="spellStart"/>
+      <w:r>
+        <w:rPr>
+          <w:sz w:val="24"/>
+          <w:szCs w:val="24"/>
+          <w:lang w:val="en-US"/>
+        </w:rPr>
+        <w:t>SDEdit</w:t>
+      </w:r>
+      <w:proofErr w:type="spellEnd"/>
+      <w:r>
+        <w:rPr>
+          <w:rFonts w:hint="cs"/>
+          <w:sz w:val="24"/>
+          <w:szCs w:val="24"/>
+          <w:rtl/>
+          <w:lang w:val="en-US"/>
+        </w:rPr>
+        <w:t xml:space="preserve"> מימין לשמאל עבור שלושה הנחיות טקסטואליות שונות. התמונה המקורית שהשתמשתי עבור מודל ה</w:t>
+      </w:r>
+      <w:proofErr w:type="spellStart"/>
+      <w:r>
+        <w:rPr>
+          <w:sz w:val="24"/>
+          <w:szCs w:val="24"/>
+          <w:lang w:val="en-US"/>
+        </w:rPr>
+        <w:t>SDEdit</w:t>
+      </w:r>
+      <w:proofErr w:type="spellEnd"/>
+      <w:r>
+        <w:rPr>
+          <w:rFonts w:hint="cs"/>
+          <w:sz w:val="24"/>
+          <w:szCs w:val="24"/>
+          <w:rtl/>
+          <w:lang w:val="en-US"/>
+        </w:rPr>
+        <w:t xml:space="preserve"> היא אותה התמונה מהסעיף הקודם.</w:t>
+      </w:r>
+    </w:p>
+    <w:p>
+      <w:pPr>
+        <w:bidi/>
+        <w:rPr>
+          <w:sz w:val="24"/>
+          <w:szCs w:val="24"/>
+          <w:rtl/>
+          <w:lang w:val="en-US"/>
+        </w:rPr>
+      </w:pPr>
+      <w:r>
+        <w:rPr>
+          <w:sz w:val="24"/>
+          <w:szCs w:val="24"/>
+          <w:rtl/>
+          <w:lang w:val="en-US"/>
+        </w:rPr>
+        <w:br/>
+      </w:r>
+      <w:r>
+        <w:rPr>
+          <w:sz w:val="24"/>
+          <w:szCs w:val="24"/>
+          <w:lang w:val="en-US"/>
+        </w:rPr>
+        <w:t xml:space="preserve">"A photo of </w:t>
+      </w:r>
+      <w:proofErr w:type="spellStart"/>
+      <w:r>
+        <w:rPr>
+          <w:sz w:val="24"/>
+          <w:szCs w:val="24"/>
+          <w:lang w:val="en-US"/>
+        </w:rPr>
+        <w:t>sks</w:t>
+      </w:r>
+      <w:proofErr w:type="spellEnd"/>
+      <w:r>
+        <w:rPr>
+          <w:sz w:val="24"/>
+          <w:szCs w:val="24"/>
+          <w:lang w:val="en-US"/>
+        </w:rPr>
+        <w:t xml:space="preserve"> guitar on snowy mountain"</w:t>
+      </w:r>
+    </w:p>
+    <w:p>
+      <w:pPr>
+        <w:bidi/>
+        <w:rPr>
+          <w:sz w:val="24"/>
+          <w:szCs w:val="24"/>
+          <w:rtl/>
+          <w:lang w:val="en-US"/>
+        </w:rPr>
+      </w:pPr>
+    </w:p>
+    <w:p>
+      <w:pPr>
+        <w:bidi/>
+        <w:rPr>
+          <w:sz w:val="24"/>
+          <w:szCs w:val="24"/>
+          <w:rtl/>
+          <w:lang w:val="en-US"/>
         </w:rPr>
       </w:pPr>
       <w:r>
         <w:rPr>
           <w:noProof/>
+          <w:sz w:val="24"/>
+          <w:szCs w:val="24"/>
+          <w:lang w:val="en-US"/>
+        </w:rPr>
+        <w:t xml:space="preserve">    </w:t>
+      </w:r>
+      <w:r>
+        <w:rPr>
+          <w:noProof/>
+          <w:sz w:val="24"/>
+          <w:szCs w:val="24"/>
+          <w:lang w:val="en-US"/>
         </w:rPr>
         <w:drawing>
-          <wp:anchor distT="114300" distB="114300" distL="114300" distR="114300" simplePos="0" relativeHeight="251664384" behindDoc="0" locked="0" layoutInCell="1" hidden="0" allowOverlap="1" wp14:anchorId="18EB7E79" wp14:editId="1D5FAF11">
-            <wp:simplePos x="0" y="0"/>
-            <wp:positionH relativeFrom="column">
-              <wp:posOffset>1</wp:posOffset>
-            </wp:positionH>
-            <wp:positionV relativeFrom="paragraph">
-              <wp:posOffset>114300</wp:posOffset>
-            </wp:positionV>
-            <wp:extent cx="2871959" cy="1724875"/>
+          <wp:inline distT="0" distB="0" distL="0" distR="0" wp14:anchorId="7886D418" wp14:editId="707D77F8">
+            <wp:extent cx="1512000" cy="1512000"/>
             <wp:effectExtent l="0" t="0" r="0" b="0"/>
-            <wp:wrapSquare wrapText="bothSides" distT="114300" distB="114300" distL="114300" distR="114300"/>
-            <wp:docPr id="10" name="image1.png"/>
-            <wp:cNvGraphicFramePr/>
+            <wp:docPr id="1845325729" name="תמונה 1"/>
+            <wp:cNvGraphicFramePr>
+              <a:graphicFrameLocks xmlns:a="http://schemas.openxmlformats.org/drawingml/2006/main" noChangeAspect="1"/>
+            </wp:cNvGraphicFramePr>
             <a:graphic xmlns:a="http://schemas.openxmlformats.org/drawingml/2006/main">
               <a:graphicData uri="http://schemas.openxmlformats.org/drawingml/2006/picture">
                 <pic:pic xmlns:pic="http://schemas.openxmlformats.org/drawingml/2006/picture">
                   <pic:nvPicPr>
-                    <pic:cNvPr id="0" name="image1.png"/>
-                    <pic:cNvPicPr preferRelativeResize="0"/>
+                    <pic:cNvPr id="1845325729" name="תמונה 1"/>
+                    <pic:cNvPicPr>
+                      <a:picLocks noChangeAspect="1" noChangeArrowheads="1"/>
+                    </pic:cNvPicPr>
                   </pic:nvPicPr>
                   <pic:blipFill>
-                    <a:blip r:embed="rId22"/>
+                    <a:blip r:embed="rId22" cstate="print">
+                      <a:extLst>
+                        <a:ext uri="{28A0092B-C50C-407E-A947-70E740481C1C}">
+                          <a14:useLocalDpi xmlns:a14="http://schemas.microsoft.com/office/drawing/2010/main" val="0"/>
+                        </a:ext>
+                      </a:extLst>
+                    </a:blip>
+                    <a:stretch>
+                      <a:fillRect/>
+                    </a:stretch>
+                  </pic:blipFill>
+                  <pic:spPr bwMode="auto">
+                    <a:xfrm>
+                      <a:off x="0" y="0"/>
+                      <a:ext cx="1512000" cy="1512000"/>
+                    </a:xfrm>
+                    <a:prstGeom prst="rect">
+                      <a:avLst/>
+                    </a:prstGeom>
+                    <a:noFill/>
+                    <a:ln>
+                      <a:noFill/>
+                    </a:ln>
+                  </pic:spPr>
+                </pic:pic>
+              </a:graphicData>
+            </a:graphic>
+          </wp:inline>
+        </w:drawing>
+      </w:r>
+      <w:r>
+        <w:rPr>
+          <w:rFonts w:hint="cs"/>
+          <w:sz w:val="24"/>
+          <w:szCs w:val="24"/>
+          <w:rtl/>
+          <w:lang w:val="en-US"/>
+        </w:rPr>
+        <w:t xml:space="preserve">   </w:t>
+      </w:r>
+      <w:r>
+        <w:rPr>
+          <w:noProof/>
+          <w:sz w:val="24"/>
+          <w:szCs w:val="24"/>
+          <w:lang w:val="en-US"/>
+        </w:rPr>
+        <w:t xml:space="preserve">      </w:t>
+      </w:r>
+      <w:r>
+        <w:rPr>
+          <w:noProof/>
+          <w:sz w:val="24"/>
+          <w:szCs w:val="24"/>
+          <w:lang w:val="en-US"/>
+        </w:rPr>
+        <w:drawing>
+          <wp:inline distT="0" distB="0" distL="0" distR="0" wp14:anchorId="189B8AD0" wp14:editId="46DB9204">
+            <wp:extent cx="1512000" cy="1512000"/>
+            <wp:effectExtent l="0" t="0" r="0" b="0"/>
+            <wp:docPr id="103637628" name="תמונה 2"/>
+            <wp:cNvGraphicFramePr>
+              <a:graphicFrameLocks xmlns:a="http://schemas.openxmlformats.org/drawingml/2006/main" noChangeAspect="1"/>
+            </wp:cNvGraphicFramePr>
+            <a:graphic xmlns:a="http://schemas.openxmlformats.org/drawingml/2006/main">
+              <a:graphicData uri="http://schemas.openxmlformats.org/drawingml/2006/picture">
+                <pic:pic xmlns:pic="http://schemas.openxmlformats.org/drawingml/2006/picture">
+                  <pic:nvPicPr>
+                    <pic:cNvPr id="0" name="Picture 2"/>
+                    <pic:cNvPicPr>
+                      <a:picLocks noChangeAspect="1" noChangeArrowheads="1"/>
+                    </pic:cNvPicPr>
+                  </pic:nvPicPr>
+                  <pic:blipFill>
+                    <a:blip r:embed="rId23" cstate="print">
+                      <a:extLst>
+                        <a:ext uri="{28A0092B-C50C-407E-A947-70E740481C1C}">
+                          <a14:useLocalDpi xmlns:a14="http://schemas.microsoft.com/office/drawing/2010/main" val="0"/>
+                        </a:ext>
+                      </a:extLst>
+                    </a:blip>
                     <a:srcRect/>
+                    <a:stretch>
+                      <a:fillRect/>
+                    </a:stretch>
+                  </pic:blipFill>
+                  <pic:spPr bwMode="auto">
+                    <a:xfrm>
+                      <a:off x="0" y="0"/>
+                      <a:ext cx="1512000" cy="1512000"/>
+                    </a:xfrm>
+                    <a:prstGeom prst="rect">
+                      <a:avLst/>
+                    </a:prstGeom>
+                    <a:noFill/>
+                    <a:ln>
+                      <a:noFill/>
+                    </a:ln>
+                  </pic:spPr>
+                </pic:pic>
+              </a:graphicData>
+            </a:graphic>
+          </wp:inline>
+        </w:drawing>
+      </w:r>
+      <w:r>
+        <w:rPr>
+          <w:rFonts w:hint="cs"/>
+          <w:sz w:val="24"/>
+          <w:szCs w:val="24"/>
+          <w:rtl/>
+          <w:lang w:val="en-US"/>
+        </w:rPr>
+        <w:t xml:space="preserve">   </w:t>
+      </w:r>
+      <w:r>
+        <w:rPr>
+          <w:noProof/>
+          <w:sz w:val="24"/>
+          <w:szCs w:val="24"/>
+          <w:lang w:val="en-US"/>
+        </w:rPr>
+        <w:drawing>
+          <wp:inline distT="0" distB="0" distL="0" distR="0" wp14:anchorId="61529635" wp14:editId="109BDF8B">
+            <wp:extent cx="1512000" cy="1512000"/>
+            <wp:effectExtent l="0" t="0" r="0" b="0"/>
+            <wp:docPr id="564792407" name="תמונה 3"/>
+            <wp:cNvGraphicFramePr>
+              <a:graphicFrameLocks xmlns:a="http://schemas.openxmlformats.org/drawingml/2006/main" noChangeAspect="1"/>
+            </wp:cNvGraphicFramePr>
+            <a:graphic xmlns:a="http://schemas.openxmlformats.org/drawingml/2006/main">
+              <a:graphicData uri="http://schemas.openxmlformats.org/drawingml/2006/picture">
+                <pic:pic xmlns:pic="http://schemas.openxmlformats.org/drawingml/2006/picture">
+                  <pic:nvPicPr>
+                    <pic:cNvPr id="0" name="Picture 3"/>
+                    <pic:cNvPicPr>
+                      <a:picLocks noChangeAspect="1" noChangeArrowheads="1"/>
+                    </pic:cNvPicPr>
+                  </pic:nvPicPr>
+                  <pic:blipFill>
+                    <a:blip r:embed="rId24" cstate="print">
+                      <a:extLst>
+                        <a:ext uri="{28A0092B-C50C-407E-A947-70E740481C1C}">
+                          <a14:useLocalDpi xmlns:a14="http://schemas.microsoft.com/office/drawing/2010/main" val="0"/>
+                        </a:ext>
+                      </a:extLst>
+                    </a:blip>
+                    <a:srcRect/>
+                    <a:stretch>
+                      <a:fillRect/>
+                    </a:stretch>
+                  </pic:blipFill>
+                  <pic:spPr bwMode="auto">
+                    <a:xfrm>
+                      <a:off x="0" y="0"/>
+                      <a:ext cx="1512000" cy="1512000"/>
+                    </a:xfrm>
+                    <a:prstGeom prst="rect">
+                      <a:avLst/>
+                    </a:prstGeom>
+                    <a:noFill/>
+                    <a:ln>
+                      <a:noFill/>
+                    </a:ln>
+                  </pic:spPr>
+                </pic:pic>
+              </a:graphicData>
+            </a:graphic>
+          </wp:inline>
+        </w:drawing>
+      </w:r>
+    </w:p>
+    <w:p>
+      <w:pPr>
+        <w:bidi/>
+        <w:rPr>
+          <w:sz w:val="24"/>
+          <w:szCs w:val="24"/>
+          <w:rtl/>
+          <w:lang w:val="en-US"/>
+        </w:rPr>
+      </w:pPr>
+    </w:p>
+    <w:p>
+      <w:pPr>
+        <w:bidi/>
+        <w:rPr>
+          <w:sz w:val="24"/>
+          <w:szCs w:val="24"/>
+          <w:rtl/>
+          <w:lang w:val="en-US"/>
+        </w:rPr>
+      </w:pPr>
+      <w:r>
+        <w:rPr>
+          <w:rFonts w:hint="cs"/>
+          <w:sz w:val="24"/>
+          <w:szCs w:val="24"/>
+          <w:rtl/>
+          <w:lang w:val="en-US"/>
+        </w:rPr>
+        <w:t>"</w:t>
+      </w:r>
+      <w:r>
+        <w:rPr>
+          <w:sz w:val="24"/>
+          <w:szCs w:val="24"/>
+        </w:rPr>
+        <w:t xml:space="preserve">An oil painting of </w:t>
+      </w:r>
+      <w:proofErr w:type="spellStart"/>
+      <w:r>
+        <w:rPr>
+          <w:sz w:val="24"/>
+          <w:szCs w:val="24"/>
+        </w:rPr>
+        <w:t>sks</w:t>
+      </w:r>
+      <w:proofErr w:type="spellEnd"/>
+      <w:r>
+        <w:rPr>
+          <w:sz w:val="24"/>
+          <w:szCs w:val="24"/>
+        </w:rPr>
+        <w:t xml:space="preserve"> guitar</w:t>
+      </w:r>
+      <w:r>
+        <w:rPr>
+          <w:rFonts w:hint="cs"/>
+          <w:sz w:val="24"/>
+          <w:szCs w:val="24"/>
+          <w:rtl/>
+          <w:lang w:val="en-US"/>
+        </w:rPr>
+        <w:t>"</w:t>
+      </w:r>
+    </w:p>
+    <w:p>
+      <w:pPr>
+        <w:bidi/>
+        <w:rPr>
+          <w:sz w:val="24"/>
+          <w:szCs w:val="24"/>
+          <w:rtl/>
+          <w:lang w:val="en-US"/>
+        </w:rPr>
+      </w:pPr>
+      <w:r>
+        <w:rPr>
+          <w:sz w:val="24"/>
+          <w:szCs w:val="24"/>
+          <w:rtl/>
+          <w:lang w:val="en-US"/>
+        </w:rPr>
+        <w:lastRenderedPageBreak/>
+        <w:drawing>
+          <wp:inline distT="0" distB="0" distL="0" distR="0" wp14:anchorId="572978F5" wp14:editId="14AD8F67">
+            <wp:extent cx="1509030" cy="1512000"/>
+            <wp:effectExtent l="0" t="0" r="0" b="0"/>
+            <wp:docPr id="1601196442" name="תמונה 1"/>
+            <wp:cNvGraphicFramePr>
+              <a:graphicFrameLocks xmlns:a="http://schemas.openxmlformats.org/drawingml/2006/main" noChangeAspect="1"/>
+            </wp:cNvGraphicFramePr>
+            <a:graphic xmlns:a="http://schemas.openxmlformats.org/drawingml/2006/main">
+              <a:graphicData uri="http://schemas.openxmlformats.org/drawingml/2006/picture">
+                <pic:pic xmlns:pic="http://schemas.openxmlformats.org/drawingml/2006/picture">
+                  <pic:nvPicPr>
+                    <pic:cNvPr id="1601196442" name="תמונה 1"/>
+                    <pic:cNvPicPr/>
+                  </pic:nvPicPr>
+                  <pic:blipFill>
+                    <a:blip r:embed="rId25"/>
                     <a:stretch>
                       <a:fillRect/>
                     </a:stretch>
@@ -3723,47 +4053,179 @@
                   <pic:spPr>
                     <a:xfrm>
                       <a:off x="0" y="0"/>
-                      <a:ext cx="2871959" cy="1724875"/>
+                      <a:ext cx="1509030" cy="1512000"/>
                     </a:xfrm>
                     <a:prstGeom prst="rect">
                       <a:avLst/>
                     </a:prstGeom>
-                    <a:ln/>
                   </pic:spPr>
                 </pic:pic>
               </a:graphicData>
             </a:graphic>
-          </wp:anchor>
+          </wp:inline>
         </w:drawing>
       </w:r>
       <w:r>
         <w:rPr>
+          <w:rFonts w:hint="cs"/>
+          <w:sz w:val="24"/>
+          <w:szCs w:val="24"/>
+          <w:rtl/>
+          <w:lang w:val="en-US"/>
+        </w:rPr>
+        <w:t xml:space="preserve">  </w:t>
+      </w:r>
+      <w:r>
+        <w:rPr>
+          <w:rFonts w:hint="cs"/>
+          <w:sz w:val="24"/>
+          <w:szCs w:val="24"/>
+          <w:rtl/>
+          <w:lang w:val="en-US"/>
+        </w:rPr>
+        <w:t xml:space="preserve">   </w:t>
+      </w:r>
+      <w:r>
+        <w:rPr>
+          <w:rFonts w:hint="cs"/>
+          <w:sz w:val="24"/>
+          <w:szCs w:val="24"/>
+          <w:rtl/>
+          <w:lang w:val="en-US"/>
+        </w:rPr>
+        <w:t xml:space="preserve">  </w:t>
+      </w:r>
+      <w:r>
+        <w:rPr>
+          <w:rFonts w:hint="cs"/>
           <w:noProof/>
+          <w:sz w:val="24"/>
+          <w:szCs w:val="24"/>
+          <w:lang w:val="en-US"/>
         </w:rPr>
         <w:drawing>
-          <wp:anchor distT="114300" distB="114300" distL="114300" distR="114300" simplePos="0" relativeHeight="251665408" behindDoc="0" locked="0" layoutInCell="1" hidden="0" allowOverlap="1" wp14:anchorId="7ACBE11C" wp14:editId="7A87E960">
-            <wp:simplePos x="0" y="0"/>
-            <wp:positionH relativeFrom="column">
-              <wp:posOffset>3067050</wp:posOffset>
-            </wp:positionH>
-            <wp:positionV relativeFrom="paragraph">
-              <wp:posOffset>114300</wp:posOffset>
-            </wp:positionV>
-            <wp:extent cx="2871959" cy="1724875"/>
+          <wp:inline distT="0" distB="0" distL="0" distR="0" wp14:anchorId="70FEDB52" wp14:editId="60E7F3E7">
+            <wp:extent cx="1512000" cy="1512000"/>
             <wp:effectExtent l="0" t="0" r="0" b="0"/>
-            <wp:wrapSquare wrapText="bothSides" distT="114300" distB="114300" distL="114300" distR="114300"/>
-            <wp:docPr id="8" name="image1.png"/>
-            <wp:cNvGraphicFramePr/>
+            <wp:docPr id="1216117122" name="תמונה 4"/>
+            <wp:cNvGraphicFramePr>
+              <a:graphicFrameLocks xmlns:a="http://schemas.openxmlformats.org/drawingml/2006/main" noChangeAspect="1"/>
+            </wp:cNvGraphicFramePr>
             <a:graphic xmlns:a="http://schemas.openxmlformats.org/drawingml/2006/main">
               <a:graphicData uri="http://schemas.openxmlformats.org/drawingml/2006/picture">
                 <pic:pic xmlns:pic="http://schemas.openxmlformats.org/drawingml/2006/picture">
                   <pic:nvPicPr>
-                    <pic:cNvPr id="0" name="image1.png"/>
-                    <pic:cNvPicPr preferRelativeResize="0"/>
+                    <pic:cNvPr id="0" name="Picture 4"/>
+                    <pic:cNvPicPr>
+                      <a:picLocks noChangeAspect="1" noChangeArrowheads="1"/>
+                    </pic:cNvPicPr>
                   </pic:nvPicPr>
                   <pic:blipFill>
-                    <a:blip r:embed="rId22"/>
+                    <a:blip r:embed="rId26" cstate="print">
+                      <a:extLst>
+                        <a:ext uri="{28A0092B-C50C-407E-A947-70E740481C1C}">
+                          <a14:useLocalDpi xmlns:a14="http://schemas.microsoft.com/office/drawing/2010/main" val="0"/>
+                        </a:ext>
+                      </a:extLst>
+                    </a:blip>
                     <a:srcRect/>
+                    <a:stretch>
+                      <a:fillRect/>
+                    </a:stretch>
+                  </pic:blipFill>
+                  <pic:spPr bwMode="auto">
+                    <a:xfrm>
+                      <a:off x="0" y="0"/>
+                      <a:ext cx="1512000" cy="1512000"/>
+                    </a:xfrm>
+                    <a:prstGeom prst="rect">
+                      <a:avLst/>
+                    </a:prstGeom>
+                    <a:noFill/>
+                    <a:ln>
+                      <a:noFill/>
+                    </a:ln>
+                  </pic:spPr>
+                </pic:pic>
+              </a:graphicData>
+            </a:graphic>
+          </wp:inline>
+        </w:drawing>
+      </w:r>
+      <w:r>
+        <w:rPr>
+          <w:rFonts w:hint="cs"/>
+          <w:sz w:val="24"/>
+          <w:szCs w:val="24"/>
+          <w:rtl/>
+          <w:lang w:val="en-US"/>
+        </w:rPr>
+        <w:t xml:space="preserve"> </w:t>
+      </w:r>
+      <w:r>
+        <w:rPr>
+          <w:rFonts w:hint="cs"/>
+          <w:sz w:val="24"/>
+          <w:szCs w:val="24"/>
+          <w:rtl/>
+          <w:lang w:val="en-US"/>
+        </w:rPr>
+        <w:t xml:space="preserve"> </w:t>
+      </w:r>
+      <w:r>
+        <w:rPr>
+          <w:rFonts w:hint="cs"/>
+          <w:sz w:val="24"/>
+          <w:szCs w:val="24"/>
+          <w:rtl/>
+          <w:lang w:val="en-US"/>
+        </w:rPr>
+        <w:t xml:space="preserve">   </w:t>
+      </w:r>
+      <w:r>
+        <w:rPr>
+          <w:rFonts w:hint="cs"/>
+          <w:sz w:val="24"/>
+          <w:szCs w:val="24"/>
+          <w:rtl/>
+          <w:lang w:val="en-US"/>
+        </w:rPr>
+        <w:t xml:space="preserve">  </w:t>
+      </w:r>
+      <w:r>
+        <w:rPr>
+          <w:rFonts w:hint="cs"/>
+          <w:sz w:val="24"/>
+          <w:szCs w:val="24"/>
+          <w:rtl/>
+          <w:lang w:val="en-US"/>
+        </w:rPr>
+        <w:t xml:space="preserve"> </w:t>
+      </w:r>
+      <w:r>
+        <w:rPr>
+          <w:sz w:val="24"/>
+          <w:szCs w:val="24"/>
+          <w:rtl/>
+          <w:lang w:val="en-US"/>
+        </w:rPr>
+        <w:drawing>
+          <wp:inline distT="0" distB="0" distL="0" distR="0" wp14:anchorId="13E083BB" wp14:editId="6CDAB7EF">
+            <wp:extent cx="1510873" cy="1512000"/>
+            <wp:effectExtent l="0" t="0" r="0" b="0"/>
+            <wp:docPr id="1247491362" name="תמונה 1" descr="תמונה שמכילה כלי נגינה, מוזיקה, בתוך מבנה, רהיטים&#10;&#10;תוכן בינה מלאכותית גנרטיבית עשוי להיות שגוי."/>
+            <wp:cNvGraphicFramePr>
+              <a:graphicFrameLocks xmlns:a="http://schemas.openxmlformats.org/drawingml/2006/main" noChangeAspect="1"/>
+            </wp:cNvGraphicFramePr>
+            <a:graphic xmlns:a="http://schemas.openxmlformats.org/drawingml/2006/main">
+              <a:graphicData uri="http://schemas.openxmlformats.org/drawingml/2006/picture">
+                <pic:pic xmlns:pic="http://schemas.openxmlformats.org/drawingml/2006/picture">
+                  <pic:nvPicPr>
+                    <pic:cNvPr id="1247491362" name="תמונה 1" descr="תמונה שמכילה כלי נגינה, מוזיקה, בתוך מבנה, רהיטים&#10;&#10;תוכן בינה מלאכותית גנרטיבית עשוי להיות שגוי."/>
+                    <pic:cNvPicPr/>
+                  </pic:nvPicPr>
+                  <pic:blipFill>
+                    <a:blip r:embed="rId27"/>
                     <a:stretch>
                       <a:fillRect/>
                     </a:stretch>
@@ -3771,202 +4233,125 @@
                   <pic:spPr>
                     <a:xfrm>
                       <a:off x="0" y="0"/>
-                      <a:ext cx="2871959" cy="1724875"/>
+                      <a:ext cx="1510873" cy="1512000"/>
                     </a:xfrm>
                     <a:prstGeom prst="rect">
                       <a:avLst/>
                     </a:prstGeom>
-                    <a:ln/>
                   </pic:spPr>
                 </pic:pic>
               </a:graphicData>
             </a:graphic>
-          </wp:anchor>
+          </wp:inline>
         </w:drawing>
       </w:r>
     </w:p>
     <w:p>
       <w:pPr>
         <w:bidi/>
-        <w:jc w:val="both"/>
-        <w:rPr>
-          <w:sz w:val="24"/>
-          <w:szCs w:val="24"/>
-        </w:rPr>
-      </w:pPr>
-    </w:p>
-    <w:p>
-      <w:pPr>
-        <w:bidi/>
-        <w:jc w:val="both"/>
-        <w:rPr>
-          <w:sz w:val="24"/>
-          <w:szCs w:val="24"/>
-        </w:rPr>
-      </w:pPr>
-      <w:r>
-        <w:rPr>
-          <w:sz w:val="24"/>
-          <w:szCs w:val="24"/>
-          <w:rtl/>
-        </w:rPr>
-        <w:t>קולורס מונפרד אדנדום סילקוף, מרגשי ומרגשח. עמחליף מוסן מנת. להאמית קרהשק סכעיט דז מא, מנכם למטכין נשואי מנורך. קולהע צופעט למרקוח איבן איף, ברומץ כלרשט מיחוצים. קלאצי קונדימנטום קורוס בליקרה, נונסטי קלובר בריקנה סטום, לפריקך תצטריק לרטי.</w:t>
-      </w:r>
-    </w:p>
-    <w:p>
-      <w:pPr>
-        <w:bidi/>
-        <w:jc w:val="both"/>
-        <w:rPr>
-          <w:sz w:val="24"/>
-          <w:szCs w:val="24"/>
-        </w:rPr>
-      </w:pPr>
-      <w:r>
-        <w:rPr>
-          <w:sz w:val="24"/>
-          <w:szCs w:val="24"/>
-          <w:rtl/>
-        </w:rPr>
-        <w:t>ליבם סולגק. בראיט ולחת צורק מונחף, בגורמי מגמש. תרבנך וסתעד לכנו סתשם השמה - לתכי מורגם בורק? לתיג ישבעס.</w:t>
-      </w:r>
-    </w:p>
-    <w:p>
-      <w:pPr>
-        <w:bidi/>
-        <w:jc w:val="both"/>
-        <w:rPr>
-          <w:sz w:val="24"/>
-          <w:szCs w:val="24"/>
-        </w:rPr>
-      </w:pPr>
-    </w:p>
-    <w:p>
-      <w:pPr>
-        <w:bidi/>
-        <w:jc w:val="both"/>
-        <w:rPr>
-          <w:sz w:val="24"/>
-          <w:szCs w:val="24"/>
-        </w:rPr>
-      </w:pPr>
-      <w:r>
-        <w:rPr>
-          <w:sz w:val="24"/>
-          <w:szCs w:val="24"/>
-          <w:rtl/>
-        </w:rPr>
-        <w:t>קולורס מונפרד אדנדום סילקוף, מרגשי ומרגשח. עמחליף מוסן מנת. להאמית קרהשק סכעיט דז מא, מנכם למטכין נשואי מנורך. קולהע צופעט למרקוח איבן איף, ברומץ כלרשט מיחוצים. קלאצי קונדימנטום קורוס בליקרה, נונסטי קלובר בריקנה סטום, לפריקך תצטריק לרטי.</w:t>
-      </w:r>
-    </w:p>
-    <w:p>
-      <w:pPr>
-        <w:bidi/>
-        <w:jc w:val="both"/>
-        <w:rPr>
-          <w:sz w:val="24"/>
-          <w:szCs w:val="24"/>
-        </w:rPr>
-      </w:pPr>
-      <w:r>
-        <w:rPr>
-          <w:sz w:val="24"/>
-          <w:szCs w:val="24"/>
-          <w:rtl/>
-        </w:rPr>
-        <w:t>ליבם סולגק. בראיט ולחת צורק מונחף, בגורמי מגמש. תרבנך וסתעד לכנו סתשם השמה - לתכי מורגם בורק? לתיג ישבעס.</w:t>
-      </w:r>
-    </w:p>
-    <w:p>
-      <w:pPr>
-        <w:bidi/>
-        <w:jc w:val="both"/>
-        <w:rPr>
-          <w:sz w:val="24"/>
-          <w:szCs w:val="24"/>
-        </w:rPr>
-      </w:pPr>
-    </w:p>
-    <w:p>
-      <w:pPr>
-        <w:bidi/>
-        <w:jc w:val="both"/>
-        <w:rPr>
-          <w:sz w:val="24"/>
-          <w:szCs w:val="24"/>
-        </w:rPr>
-      </w:pPr>
-    </w:p>
-    <w:p>
-      <w:pPr>
-        <w:pStyle w:val="2"/>
-        <w:bidi/>
-      </w:pPr>
-      <w:bookmarkStart w:id="7" w:name="_r61z3egg9c4l" w:colFirst="0" w:colLast="0"/>
-      <w:bookmarkEnd w:id="7"/>
-      <w:r>
-        <w:rPr>
-          <w:rtl/>
-        </w:rPr>
-        <w:t>תוצאות 3.4</w:t>
-      </w:r>
-    </w:p>
-    <w:p>
-      <w:pPr>
-        <w:bidi/>
-        <w:jc w:val="both"/>
-        <w:rPr>
-          <w:sz w:val="24"/>
-          <w:szCs w:val="24"/>
-        </w:rPr>
-      </w:pPr>
-      <w:r>
-        <w:rPr>
-          <w:sz w:val="24"/>
-          <w:szCs w:val="24"/>
-          <w:rtl/>
-        </w:rPr>
-        <w:t xml:space="preserve">לורם איפסום דולור סיט אמט, קונסקטורר אדיפיסינג אלית הועניב היושבב שערש שמחויט - שלושע ותלברו חשלו שעותלשך וחאית נובש ערששף. זותה מנק הבקיץ אפאח דלאמת יבש, כאנה ניצאחו נמרגי שעותלשך וחאית נובש ערששף. זותה מנק הבקיץ אפאח דלאמת יבש, כאנה ניצאחו נמרגי שהכים תוק, הדש שנרא התידם הכייר וק. שעותלשך וחאית נובש ערששף. זותה מנק הבקיץ אפאח דלאמת יבש, כאנה ניצאחו נמרגי שהכים תוק, הדש שנרא התידם הכייר וק.שעותלשך וחאית נובש ערששף. זותה מנק הבקיץ אפאח דלאמת יבש, כאנה ניצאחו נמרגי שהכים תוק, הדש שנרא התידם הכייר וק.  </w:t>
-      </w:r>
-    </w:p>
-    <w:p>
-      <w:pPr>
-        <w:bidi/>
-        <w:jc w:val="both"/>
-        <w:rPr>
-          <w:sz w:val="24"/>
-          <w:szCs w:val="24"/>
-        </w:rPr>
-      </w:pPr>
-      <w:r>
-        <w:rPr>
-          <w:noProof/>
-        </w:rPr>
-        <w:lastRenderedPageBreak/>
+        <w:rPr>
+          <w:sz w:val="24"/>
+          <w:szCs w:val="24"/>
+          <w:rtl/>
+          <w:lang w:val="en-US"/>
+        </w:rPr>
+      </w:pPr>
+    </w:p>
+    <w:p>
+      <w:pPr>
+        <w:bidi/>
+        <w:rPr>
+          <w:sz w:val="24"/>
+          <w:szCs w:val="24"/>
+          <w:rtl/>
+          <w:lang w:val="en-US"/>
+        </w:rPr>
+      </w:pPr>
+      <w:r>
+        <w:rPr>
+          <w:rFonts w:hint="cs"/>
+          <w:sz w:val="24"/>
+          <w:szCs w:val="24"/>
+          <w:rtl/>
+          <w:lang w:val="en-US"/>
+        </w:rPr>
+        <w:t>"</w:t>
+      </w:r>
+      <w:proofErr w:type="spellStart"/>
+      <w:r>
+        <w:rPr>
+          <w:sz w:val="24"/>
+          <w:szCs w:val="24"/>
+          <w:lang w:val="en-US"/>
+        </w:rPr>
+        <w:t>sks</w:t>
+      </w:r>
+      <w:proofErr w:type="spellEnd"/>
+      <w:r>
+        <w:rPr>
+          <w:sz w:val="24"/>
+          <w:szCs w:val="24"/>
+          <w:lang w:val="en-US"/>
+        </w:rPr>
+        <w:t xml:space="preserve"> guitar in a case</w:t>
+      </w:r>
+      <w:r>
+        <w:rPr>
+          <w:rFonts w:hint="cs"/>
+          <w:sz w:val="24"/>
+          <w:szCs w:val="24"/>
+          <w:rtl/>
+          <w:lang w:val="en-US"/>
+        </w:rPr>
+        <w:t>"</w:t>
+      </w:r>
+    </w:p>
+    <w:p>
+      <w:pPr>
+        <w:bidi/>
+        <w:rPr>
+          <w:sz w:val="24"/>
+          <w:szCs w:val="24"/>
+          <w:rtl/>
+          <w:lang w:val="en-US"/>
+        </w:rPr>
+      </w:pPr>
+    </w:p>
+    <w:p>
+      <w:pPr>
+        <w:bidi/>
+        <w:rPr>
+          <w:rFonts w:hint="cs"/>
+          <w:sz w:val="24"/>
+          <w:szCs w:val="24"/>
+          <w:rtl/>
+          <w:lang w:val="en-US"/>
+        </w:rPr>
+      </w:pPr>
+      <w:r>
+        <w:rPr>
+          <w:sz w:val="24"/>
+          <w:szCs w:val="24"/>
+          <w:rtl/>
+          <w:lang w:val="en-US"/>
+        </w:rPr>
         <w:drawing>
-          <wp:anchor distT="114300" distB="114300" distL="114300" distR="114300" simplePos="0" relativeHeight="251666432" behindDoc="0" locked="0" layoutInCell="1" hidden="0" allowOverlap="1" wp14:anchorId="4B1111F8" wp14:editId="68EB27F0">
-            <wp:simplePos x="0" y="0"/>
-            <wp:positionH relativeFrom="column">
-              <wp:posOffset>3067050</wp:posOffset>
-            </wp:positionH>
-            <wp:positionV relativeFrom="paragraph">
-              <wp:posOffset>114300</wp:posOffset>
-            </wp:positionV>
-            <wp:extent cx="2871959" cy="1724875"/>
-            <wp:effectExtent l="0" t="0" r="0" b="0"/>
-            <wp:wrapSquare wrapText="bothSides" distT="114300" distB="114300" distL="114300" distR="114300"/>
-            <wp:docPr id="4" name="image1.png"/>
-            <wp:cNvGraphicFramePr/>
+          <wp:inline distT="0" distB="0" distL="0" distR="0" wp14:anchorId="73A23F6B" wp14:editId="3267D8F8">
+            <wp:extent cx="1520665" cy="1512000"/>
+            <wp:effectExtent l="0" t="0" r="3810" b="0"/>
+            <wp:docPr id="1325426094" name="תמונה 1"/>
+            <wp:cNvGraphicFramePr>
+              <a:graphicFrameLocks xmlns:a="http://schemas.openxmlformats.org/drawingml/2006/main" noChangeAspect="1"/>
+            </wp:cNvGraphicFramePr>
             <a:graphic xmlns:a="http://schemas.openxmlformats.org/drawingml/2006/main">
               <a:graphicData uri="http://schemas.openxmlformats.org/drawingml/2006/picture">
                 <pic:pic xmlns:pic="http://schemas.openxmlformats.org/drawingml/2006/picture">
                   <pic:nvPicPr>
-                    <pic:cNvPr id="0" name="image1.png"/>
-                    <pic:cNvPicPr preferRelativeResize="0"/>
+                    <pic:cNvPr id="1325426094" name=""/>
+                    <pic:cNvPicPr/>
                   </pic:nvPicPr>
                   <pic:blipFill>
-                    <a:blip r:embed="rId22"/>
-                    <a:srcRect/>
+                    <a:blip r:embed="rId28"/>
                     <a:stretch>
                       <a:fillRect/>
                     </a:stretch>
@@ -3974,158 +4359,273 @@
                   <pic:spPr>
                     <a:xfrm>
                       <a:off x="0" y="0"/>
-                      <a:ext cx="2871959" cy="1724875"/>
+                      <a:ext cx="1520665" cy="1512000"/>
                     </a:xfrm>
                     <a:prstGeom prst="rect">
                       <a:avLst/>
                     </a:prstGeom>
-                    <a:ln/>
                   </pic:spPr>
                 </pic:pic>
               </a:graphicData>
             </a:graphic>
-          </wp:anchor>
+          </wp:inline>
         </w:drawing>
       </w:r>
       <w:r>
         <w:rPr>
+          <w:rFonts w:hint="cs"/>
           <w:noProof/>
+          <w:sz w:val="24"/>
+          <w:szCs w:val="24"/>
+          <w:rtl/>
+          <w:lang w:val="en-US"/>
+        </w:rPr>
+        <w:t xml:space="preserve">     </w:t>
+      </w:r>
+      <w:r>
+        <w:rPr>
+          <w:noProof/>
+          <w:sz w:val="24"/>
+          <w:szCs w:val="24"/>
+          <w:lang w:val="en-US"/>
         </w:rPr>
         <w:drawing>
-          <wp:anchor distT="114300" distB="114300" distL="114300" distR="114300" simplePos="0" relativeHeight="251667456" behindDoc="0" locked="0" layoutInCell="1" hidden="0" allowOverlap="1" wp14:anchorId="20682204" wp14:editId="55EDC8A5">
-            <wp:simplePos x="0" y="0"/>
-            <wp:positionH relativeFrom="column">
-              <wp:posOffset>1</wp:posOffset>
-            </wp:positionH>
-            <wp:positionV relativeFrom="paragraph">
-              <wp:posOffset>114300</wp:posOffset>
-            </wp:positionV>
-            <wp:extent cx="2871959" cy="1724875"/>
+          <wp:inline distT="0" distB="0" distL="0" distR="0" wp14:anchorId="10C76067" wp14:editId="593919CF">
+            <wp:extent cx="1512000" cy="1512000"/>
             <wp:effectExtent l="0" t="0" r="0" b="0"/>
-            <wp:wrapSquare wrapText="bothSides" distT="114300" distB="114300" distL="114300" distR="114300"/>
-            <wp:docPr id="1" name="image1.png"/>
-            <wp:cNvGraphicFramePr/>
+            <wp:docPr id="1642363082" name="תמונה 5"/>
+            <wp:cNvGraphicFramePr>
+              <a:graphicFrameLocks xmlns:a="http://schemas.openxmlformats.org/drawingml/2006/main" noChangeAspect="1"/>
+            </wp:cNvGraphicFramePr>
             <a:graphic xmlns:a="http://schemas.openxmlformats.org/drawingml/2006/main">
               <a:graphicData uri="http://schemas.openxmlformats.org/drawingml/2006/picture">
                 <pic:pic xmlns:pic="http://schemas.openxmlformats.org/drawingml/2006/picture">
                   <pic:nvPicPr>
-                    <pic:cNvPr id="0" name="image1.png"/>
-                    <pic:cNvPicPr preferRelativeResize="0"/>
+                    <pic:cNvPr id="0" name="Picture 5"/>
+                    <pic:cNvPicPr>
+                      <a:picLocks noChangeAspect="1" noChangeArrowheads="1"/>
+                    </pic:cNvPicPr>
                   </pic:nvPicPr>
                   <pic:blipFill>
-                    <a:blip r:embed="rId22"/>
+                    <a:blip r:embed="rId29" cstate="print">
+                      <a:extLst>
+                        <a:ext uri="{28A0092B-C50C-407E-A947-70E740481C1C}">
+                          <a14:useLocalDpi xmlns:a14="http://schemas.microsoft.com/office/drawing/2010/main" val="0"/>
+                        </a:ext>
+                      </a:extLst>
+                    </a:blip>
                     <a:srcRect/>
                     <a:stretch>
                       <a:fillRect/>
                     </a:stretch>
                   </pic:blipFill>
-                  <pic:spPr>
+                  <pic:spPr bwMode="auto">
                     <a:xfrm>
                       <a:off x="0" y="0"/>
-                      <a:ext cx="2871959" cy="1724875"/>
+                      <a:ext cx="1512000" cy="1512000"/>
                     </a:xfrm>
                     <a:prstGeom prst="rect">
                       <a:avLst/>
                     </a:prstGeom>
-                    <a:ln/>
+                    <a:noFill/>
+                    <a:ln>
+                      <a:noFill/>
+                    </a:ln>
                   </pic:spPr>
                 </pic:pic>
               </a:graphicData>
             </a:graphic>
-          </wp:anchor>
+          </wp:inline>
         </w:drawing>
       </w:r>
-    </w:p>
-    <w:p>
-      <w:pPr>
-        <w:bidi/>
-        <w:jc w:val="both"/>
-        <w:rPr>
-          <w:sz w:val="24"/>
-          <w:szCs w:val="24"/>
-        </w:rPr>
-      </w:pPr>
-    </w:p>
-    <w:p>
-      <w:pPr>
-        <w:bidi/>
-        <w:jc w:val="both"/>
-        <w:rPr>
-          <w:sz w:val="24"/>
-          <w:szCs w:val="24"/>
-        </w:rPr>
-      </w:pPr>
-      <w:r>
-        <w:rPr>
-          <w:sz w:val="24"/>
-          <w:szCs w:val="24"/>
-          <w:rtl/>
-        </w:rPr>
-        <w:t>קולורס מונפרד אדנדום סילקוף, מרגשי ומרגשח. עמחליף מוסן מנת. להאמית קרהשק סכעיט דז מא, מנכם למטכין נשואי מנורך. קולהע צופעט למרקוח איבן איף, ברומץ כלרשט מיחוצים. קלאצי קונדימנטום קורוס בליקרה, נונסטי קלובר בריקנה סטום, לפריקך תצטריק לרטי.</w:t>
-      </w:r>
-    </w:p>
-    <w:p>
-      <w:pPr>
-        <w:bidi/>
-        <w:jc w:val="both"/>
-        <w:rPr>
-          <w:sz w:val="24"/>
-          <w:szCs w:val="24"/>
-        </w:rPr>
-      </w:pPr>
-      <w:r>
-        <w:rPr>
-          <w:sz w:val="24"/>
-          <w:szCs w:val="24"/>
-          <w:rtl/>
-        </w:rPr>
-        <w:t>ליבם סולגק. בראיט ולחת צורק מונחף, בגורמי מגמש. תרבנך וסתעד לכנו סתשם השמה - לתכי מורגם בורק? לתיג ישבעס.</w:t>
-      </w:r>
-    </w:p>
-    <w:p>
-      <w:pPr>
-        <w:bidi/>
-        <w:jc w:val="both"/>
-        <w:rPr>
-          <w:sz w:val="24"/>
-          <w:szCs w:val="24"/>
-        </w:rPr>
-      </w:pPr>
-    </w:p>
-    <w:p>
-      <w:pPr>
-        <w:bidi/>
-        <w:jc w:val="both"/>
-        <w:rPr>
-          <w:sz w:val="24"/>
-          <w:szCs w:val="24"/>
-        </w:rPr>
-      </w:pPr>
-      <w:r>
-        <w:rPr>
-          <w:sz w:val="24"/>
-          <w:szCs w:val="24"/>
-          <w:rtl/>
-        </w:rPr>
-        <w:t>קולורס מונפרד אדנדום סילקוף, מרגשי ומרגשח. עמחליף מוסן מנת. להאמית קרהשק סכעיט דז מא, מנכם למטכין נשואי מנורך. קולהע צופעט למרקוח איבן איף, ברומץ כלרשט מיחוצים. קלאצי קונדימנטום קורוס בליקרה, נונסטי קלובר בריקנה סטום, לפריקך תצטריק לרטי.</w:t>
-      </w:r>
-    </w:p>
-    <w:p>
-      <w:pPr>
-        <w:bidi/>
-        <w:jc w:val="both"/>
-        <w:rPr>
-          <w:sz w:val="24"/>
-          <w:szCs w:val="24"/>
-        </w:rPr>
-      </w:pPr>
-      <w:r>
-        <w:rPr>
-          <w:sz w:val="24"/>
-          <w:szCs w:val="24"/>
-          <w:rtl/>
-        </w:rPr>
-        <w:t>ליבם סולגק. בראיט ולחת צורק מונחף, בגורמי מגמש. תרבנך וסתעד לכנו סתשם השמה - לתכי מורגם בורק? לתיג ישבעס.</w:t>
+      <w:r>
+        <w:rPr>
+          <w:rFonts w:hint="cs"/>
+          <w:noProof/>
+          <w:sz w:val="24"/>
+          <w:szCs w:val="24"/>
+          <w:rtl/>
+          <w:lang w:val="en-US"/>
+        </w:rPr>
+        <w:t xml:space="preserve">      </w:t>
+      </w:r>
+      <w:r>
+        <w:rPr>
+          <w:noProof/>
+          <w:sz w:val="24"/>
+          <w:szCs w:val="24"/>
+          <w:lang w:val="en-US"/>
+        </w:rPr>
+        <w:drawing>
+          <wp:inline distT="0" distB="0" distL="0" distR="0" wp14:anchorId="61E6390E" wp14:editId="5E1EA8A8">
+            <wp:extent cx="1512000" cy="1512000"/>
+            <wp:effectExtent l="0" t="0" r="0" b="0"/>
+            <wp:docPr id="105757814" name="תמונה 6"/>
+            <wp:cNvGraphicFramePr>
+              <a:graphicFrameLocks xmlns:a="http://schemas.openxmlformats.org/drawingml/2006/main" noChangeAspect="1"/>
+            </wp:cNvGraphicFramePr>
+            <a:graphic xmlns:a="http://schemas.openxmlformats.org/drawingml/2006/main">
+              <a:graphicData uri="http://schemas.openxmlformats.org/drawingml/2006/picture">
+                <pic:pic xmlns:pic="http://schemas.openxmlformats.org/drawingml/2006/picture">
+                  <pic:nvPicPr>
+                    <pic:cNvPr id="0" name="Picture 6"/>
+                    <pic:cNvPicPr>
+                      <a:picLocks noChangeAspect="1" noChangeArrowheads="1"/>
+                    </pic:cNvPicPr>
+                  </pic:nvPicPr>
+                  <pic:blipFill>
+                    <a:blip r:embed="rId30" cstate="print">
+                      <a:extLst>
+                        <a:ext uri="{28A0092B-C50C-407E-A947-70E740481C1C}">
+                          <a14:useLocalDpi xmlns:a14="http://schemas.microsoft.com/office/drawing/2010/main" val="0"/>
+                        </a:ext>
+                      </a:extLst>
+                    </a:blip>
+                    <a:srcRect/>
+                    <a:stretch>
+                      <a:fillRect/>
+                    </a:stretch>
+                  </pic:blipFill>
+                  <pic:spPr bwMode="auto">
+                    <a:xfrm>
+                      <a:off x="0" y="0"/>
+                      <a:ext cx="1512000" cy="1512000"/>
+                    </a:xfrm>
+                    <a:prstGeom prst="rect">
+                      <a:avLst/>
+                    </a:prstGeom>
+                    <a:noFill/>
+                    <a:ln>
+                      <a:noFill/>
+                    </a:ln>
+                  </pic:spPr>
+                </pic:pic>
+              </a:graphicData>
+            </a:graphic>
+          </wp:inline>
+        </w:drawing>
+      </w:r>
+    </w:p>
+    <w:p>
+      <w:pPr>
+        <w:bidi/>
+        <w:rPr>
+          <w:rtl/>
+          <w:lang w:val="en-US"/>
+        </w:rPr>
+      </w:pPr>
+    </w:p>
+    <w:p>
+      <w:pPr>
+        <w:bidi/>
+        <w:rPr>
+          <w:rtl/>
+          <w:lang w:val="en-US"/>
+        </w:rPr>
+      </w:pPr>
+    </w:p>
+    <w:p>
+      <w:pPr>
+        <w:bidi/>
+        <w:rPr>
+          <w:rFonts w:hint="cs"/>
+          <w:rtl/>
+        </w:rPr>
+      </w:pPr>
+      <w:r>
+        <w:rPr>
+          <w:rtl/>
+          <w:lang w:val="en-US"/>
+        </w:rPr>
+        <w:t>מהשוואת התוצאות ניתן לראות את ההבדלים בין שלוש השיטות: מודל ה</w:t>
+      </w:r>
+      <w:r>
+        <w:t>-</w:t>
+      </w:r>
+      <w:proofErr w:type="spellStart"/>
+      <w:r>
+        <w:t>SDEdit</w:t>
+      </w:r>
+      <w:proofErr w:type="spellEnd"/>
+      <w:r>
+        <w:t xml:space="preserve"> </w:t>
+      </w:r>
+      <w:r>
+        <w:rPr>
+          <w:rtl/>
+          <w:lang w:val="en-US"/>
+        </w:rPr>
+        <w:t>הגנרי מצליח לשמור על מבנה התמונה המקורית אך מייצר גיטרה שונה, כיוון שאינו מכיר את האובייקט הספציפי. לעומת זאת, מודל ה</w:t>
+      </w:r>
+      <w:r>
+        <w:t>-</w:t>
+      </w:r>
+      <w:proofErr w:type="spellStart"/>
+      <w:r>
+        <w:t>DreamBooth</w:t>
+      </w:r>
+      <w:proofErr w:type="spellEnd"/>
+      <w:r>
+        <w:t xml:space="preserve"> </w:t>
+      </w:r>
+      <w:r>
+        <w:rPr>
+          <w:rFonts w:hint="cs"/>
+          <w:rtl/>
+          <w:lang w:val="en-US"/>
+        </w:rPr>
+        <w:t xml:space="preserve"> </w:t>
+      </w:r>
+      <w:r>
+        <w:rPr>
+          <w:rtl/>
+          <w:lang w:val="en-US"/>
+        </w:rPr>
+        <w:t xml:space="preserve">המאומן מצליח לשחזר את זהות הגיטרה, אך ללא תמונת מקור </w:t>
+      </w:r>
+      <w:r>
+        <w:rPr>
+          <w:rFonts w:hint="cs"/>
+          <w:rtl/>
+          <w:lang w:val="en-US"/>
+        </w:rPr>
+        <w:t xml:space="preserve">לא ניתן לשלוט בפוזיציה ספציפית </w:t>
+      </w:r>
+      <w:r>
+        <w:rPr>
+          <w:rtl/>
+          <w:lang w:val="en-US"/>
+        </w:rPr>
+        <w:t>והגיטרה מופיעה בתנוחה אקראית. השילוב בין השניים</w:t>
+      </w:r>
+      <w:r>
+        <w:t xml:space="preserve"> (</w:t>
+      </w:r>
+      <w:proofErr w:type="spellStart"/>
+      <w:r>
+        <w:t>DreamBooth</w:t>
+      </w:r>
+      <w:proofErr w:type="spellEnd"/>
+      <w:r>
+        <w:t xml:space="preserve"> + </w:t>
+      </w:r>
+      <w:proofErr w:type="spellStart"/>
+      <w:r>
+        <w:t>SDEdit</w:t>
+      </w:r>
+      <w:proofErr w:type="spellEnd"/>
+      <w:r>
+        <w:t xml:space="preserve">) </w:t>
+      </w:r>
+      <w:r>
+        <w:rPr>
+          <w:rtl/>
+          <w:lang w:val="en-US"/>
+        </w:rPr>
+        <w:t>משמר הן את זהות הגיטרה והן את המנח האופקי שלה כפי שהופיע בתמונת המקור</w:t>
+      </w:r>
+      <w:r>
+        <w:t>.</w:t>
       </w:r>
     </w:p>
     <w:p>
@@ -4134,12 +4634,42 @@
         <w:bidi/>
         <w:jc w:val="both"/>
         <w:rPr>
-          <w:sz w:val="24"/>
-          <w:szCs w:val="24"/>
-        </w:rPr>
-      </w:pPr>
-      <w:bookmarkStart w:id="8" w:name="_r4id1ct3mber" w:colFirst="0" w:colLast="0"/>
-      <w:bookmarkEnd w:id="8"/>
+          <w:rtl/>
+        </w:rPr>
+      </w:pPr>
+      <w:r>
+        <w:rPr>
+          <w:rFonts w:hint="cs"/>
+          <w:rtl/>
+        </w:rPr>
+        <w:t>זיהוי תמונות</w:t>
+      </w:r>
+    </w:p>
+    <w:p>
+      <w:pPr>
+        <w:bidi/>
+        <w:rPr>
+          <w:rtl/>
+        </w:rPr>
+      </w:pPr>
+      <w:r>
+        <w:rPr>
+          <w:rFonts w:hint="cs"/>
+          <w:rtl/>
+        </w:rPr>
+        <w:t>דג</w:t>
+      </w:r>
+    </w:p>
+    <w:p>
+      <w:pPr>
+        <w:pStyle w:val="1"/>
+        <w:bidi/>
+        <w:jc w:val="both"/>
+        <w:rPr>
+          <w:sz w:val="24"/>
+          <w:szCs w:val="24"/>
+        </w:rPr>
+      </w:pPr>
       <w:r>
         <w:rPr>
           <w:rtl/>
@@ -4180,7 +4710,16 @@
           <w:szCs w:val="24"/>
           <w:rtl/>
         </w:rPr>
-        <w:t>לורם איפסום דולור סיט אמט, קונסקטורר אדיפיסינג אלית הועניב היושבב שערש שמחויט - שלושע ותלברו חשלו שעותלשך וחאית נובש ערששף. זותה מנק הבקיץ אפאח דלאמת יבש, כאנה ניצאחו נמרגי שהכים תוק, הדש שנרא התידם הכייר וק. הועניב היושבב שערש שמחויט - שלושע ותלברו חשלו שעותלשך וחאית נובש ערששף. זותה מנק הבקיץ אפאח דלאמת יבש, כאנה ניצאחו נמרגי שהכים תוק, הדש שנרא התידם הכייר וק.</w:t>
+        <w:t xml:space="preserve">לורם איפסום דולור סיט אמט, קונסקטורר אדיפיסינג אלית הועניב היושבב שערש שמחויט - שלושע ותלברו חשלו שעותלשך וחאית נובש ערששף. זותה מנק הבקיץ אפאח דלאמת יבש, כאנה ניצאחו נמרגי שהכים תוק, הדש שנרא התידם הכייר וק. הועניב היושבב שערש שמחויט - שלושע ותלברו חשלו </w:t>
+      </w:r>
+      <w:r>
+        <w:rPr>
+          <w:sz w:val="24"/>
+          <w:szCs w:val="24"/>
+          <w:rtl/>
+        </w:rPr>
+        <w:lastRenderedPageBreak/>
+        <w:t>שעותלשך וחאית נובש ערששף. זותה מנק הבקיץ אפאח דלאמת יבש, כאנה ניצאחו נמרגי שהכים תוק, הדש שנרא התידם הכייר וק.</w:t>
       </w:r>
     </w:p>
     <w:p>
@@ -5460,18 +5999,18 @@
 </file>
 
 <file path=customXml/item1.xml><?xml version="1.0" encoding="utf-8"?>
+<p:properties xmlns:p="http://schemas.microsoft.com/office/2006/metadata/properties" xmlns:xsi="http://www.w3.org/2001/XMLSchema-instance" xmlns:pc="http://schemas.microsoft.com/office/infopath/2007/PartnerControls">
+  <documentManagement/>
+</p:properties>
+</file>
+
+<file path=customXml/item2.xml><?xml version="1.0" encoding="utf-8"?>
 <?mso-contentType ?>
 <FormTemplates xmlns="http://schemas.microsoft.com/sharepoint/v3/contenttype/forms">
   <Display>DocumentLibraryForm</Display>
   <Edit>DocumentLibraryForm</Edit>
   <New>DocumentLibraryForm</New>
 </FormTemplates>
-</file>
-
-<file path=customXml/item2.xml><?xml version="1.0" encoding="utf-8"?>
-<p:properties xmlns:p="http://schemas.microsoft.com/office/2006/metadata/properties" xmlns:xsi="http://www.w3.org/2001/XMLSchema-instance" xmlns:pc="http://schemas.microsoft.com/office/infopath/2007/PartnerControls">
-  <documentManagement/>
-</p:properties>
 </file>
 
 <file path=customXml/item3.xml><?xml version="1.0" encoding="utf-8"?>
@@ -5613,18 +6152,18 @@
 </file>
 
 <file path=customXml/itemProps1.xml><?xml version="1.0" encoding="utf-8"?>
-<ds:datastoreItem xmlns:ds="http://schemas.openxmlformats.org/officeDocument/2006/customXml" ds:itemID="{03D68444-0329-40BB-BBB3-3F325357947D}">
+<ds:datastoreItem xmlns:ds="http://schemas.openxmlformats.org/officeDocument/2006/customXml" ds:itemID="{08FE4593-16F3-4F45-A0BB-5EFDEA144025}">
   <ds:schemaRefs>
-    <ds:schemaRef ds:uri="http://schemas.microsoft.com/sharepoint/v3/contenttype/forms"/>
+    <ds:schemaRef ds:uri="http://schemas.microsoft.com/office/2006/metadata/properties"/>
+    <ds:schemaRef ds:uri="http://schemas.microsoft.com/office/infopath/2007/PartnerControls"/>
   </ds:schemaRefs>
 </ds:datastoreItem>
 </file>
 
 <file path=customXml/itemProps2.xml><?xml version="1.0" encoding="utf-8"?>
-<ds:datastoreItem xmlns:ds="http://schemas.openxmlformats.org/officeDocument/2006/customXml" ds:itemID="{08FE4593-16F3-4F45-A0BB-5EFDEA144025}">
+<ds:datastoreItem xmlns:ds="http://schemas.openxmlformats.org/officeDocument/2006/customXml" ds:itemID="{03D68444-0329-40BB-BBB3-3F325357947D}">
   <ds:schemaRefs>
-    <ds:schemaRef ds:uri="http://schemas.microsoft.com/office/2006/metadata/properties"/>
-    <ds:schemaRef ds:uri="http://schemas.microsoft.com/office/infopath/2007/PartnerControls"/>
+    <ds:schemaRef ds:uri="http://schemas.microsoft.com/sharepoint/v3/contenttype/forms"/>
   </ds:schemaRefs>
 </ds:datastoreItem>
 </file>

--- a/5/ex5.docx
+++ b/5/ex5.docx
@@ -476,6 +476,7 @@
       </w:pPr>
       <w:r>
         <w:rPr>
+          <w:rFonts w:hint="cs"/>
           <w:i/>
           <w:iCs/>
           <w:sz w:val="24"/>
@@ -483,20 +484,31 @@
           <w:u w:val="single"/>
           <w:rtl/>
         </w:rPr>
-        <w:t>מתודולוגיה פורנזי</w:t>
-      </w:r>
-      <w:r>
-        <w:rPr>
-          <w:rFonts w:hint="cs"/>
+        <w:t>אלגוריתם</w:t>
+      </w:r>
+      <w:r>
+        <w:rPr>
           <w:i/>
           <w:iCs/>
           <w:sz w:val="24"/>
           <w:szCs w:val="24"/>
           <w:u w:val="single"/>
           <w:rtl/>
-          <w:lang w:val="en-US"/>
-        </w:rPr>
-        <w:t>ת:</w:t>
+        </w:rPr>
+        <w:t xml:space="preserve"> פורנזי</w:t>
+      </w:r>
+      <w:r>
+        <w:rPr>
+          <w:rFonts w:hint="cs"/>
+          <w:i/>
+          <w:iCs/>
+          <w:sz w:val="24"/>
+          <w:szCs w:val="24"/>
+          <w:u w:val="single"/>
+          <w:rtl/>
+          <w:lang w:val="en-US"/>
+        </w:rPr>
+        <w:t>:</w:t>
       </w:r>
       <w:r>
         <w:rPr>
@@ -516,7 +528,24 @@
           <w:szCs w:val="24"/>
           <w:rtl/>
         </w:rPr>
-        <w:t>אלגוריתם הזיהוי</w:t>
+        <w:t xml:space="preserve">אלגוריתם </w:t>
+      </w:r>
+      <w:r>
+        <w:rPr>
+          <w:rFonts w:hint="cs"/>
+          <w:sz w:val="24"/>
+          <w:szCs w:val="24"/>
+          <w:rtl/>
+        </w:rPr>
+        <w:t xml:space="preserve">זה </w:t>
+      </w:r>
+      <w:r>
+        <w:rPr>
+          <w:sz w:val="24"/>
+          <w:szCs w:val="24"/>
+          <w:rtl/>
+        </w:rPr>
+        <w:t>נועד להבחין אילו תמונות שימשו לאימון המודל</w:t>
       </w:r>
       <w:r>
         <w:rPr>
@@ -534,30 +563,14 @@
           <w:szCs w:val="24"/>
           <w:rtl/>
         </w:rPr>
-        <w:t>שפותח נועד להבחין אילו תמונות שימשו לאימון המודל</w:t>
-      </w:r>
-      <w:r>
-        <w:rPr>
-          <w:rFonts w:hint="cs"/>
-          <w:sz w:val="24"/>
-          <w:szCs w:val="24"/>
-          <w:rtl/>
-          <w:lang w:val="en-US"/>
-        </w:rPr>
-        <w:t xml:space="preserve"> </w:t>
-      </w:r>
-      <w:r>
-        <w:rPr>
-          <w:sz w:val="24"/>
-          <w:szCs w:val="24"/>
-          <w:rtl/>
-        </w:rPr>
         <w:t>ואילו לא</w:t>
       </w:r>
       <w:r>
         <w:rPr>
-          <w:sz w:val="24"/>
-          <w:szCs w:val="24"/>
+          <w:rFonts w:hint="cs"/>
+          <w:sz w:val="24"/>
+          <w:szCs w:val="24"/>
+          <w:rtl/>
           <w:lang w:val="en-US"/>
         </w:rPr>
         <w:t xml:space="preserve">. </w:t>
@@ -581,50 +594,44 @@
       </w:r>
       <w:r>
         <w:rPr>
-          <w:sz w:val="24"/>
-          <w:szCs w:val="24"/>
-          <w:rtl/>
-        </w:rPr>
-        <w:t xml:space="preserve">על תמונות ספציפיות יבצע להן </w:t>
-      </w:r>
-      <w:r>
-        <w:rPr>
-          <w:rFonts w:hint="cs"/>
-          <w:sz w:val="24"/>
-          <w:szCs w:val="24"/>
-          <w:rtl/>
-        </w:rPr>
-        <w:t>התאמת יתר (</w:t>
-      </w:r>
-      <w:r>
-        <w:rPr>
-          <w:sz w:val="24"/>
-          <w:szCs w:val="24"/>
-          <w:lang w:val="en-US"/>
-        </w:rPr>
-        <w:t>overfit</w:t>
-      </w:r>
-      <w:r>
-        <w:rPr>
-          <w:rFonts w:hint="cs"/>
-          <w:sz w:val="24"/>
-          <w:szCs w:val="24"/>
-          <w:rtl/>
-        </w:rPr>
-        <w:t xml:space="preserve">) </w:t>
-      </w:r>
-      <w:r>
-        <w:rPr>
-          <w:sz w:val="24"/>
-          <w:szCs w:val="24"/>
-          <w:rtl/>
-        </w:rPr>
-        <w:t>ולכן יצליח לשחזר אותן בדיוק רב יותר מאשר תמונות זרות</w:t>
-      </w:r>
-      <w:r>
-        <w:rPr>
-          <w:sz w:val="24"/>
-          <w:szCs w:val="24"/>
+          <w:rFonts w:hint="cs"/>
+          <w:sz w:val="24"/>
+          <w:szCs w:val="24"/>
+          <w:rtl/>
+        </w:rPr>
+        <w:t xml:space="preserve">נוטה לבצע התאמת יתר על התמונות עליהן התאמת. </w:t>
+      </w:r>
+      <w:r>
+        <w:rPr>
+          <w:sz w:val="24"/>
+          <w:szCs w:val="24"/>
+          <w:rtl/>
+        </w:rPr>
+        <w:t xml:space="preserve">לכן </w:t>
+      </w:r>
+      <w:r>
+        <w:rPr>
+          <w:rFonts w:hint="cs"/>
+          <w:sz w:val="24"/>
+          <w:szCs w:val="24"/>
+          <w:rtl/>
+        </w:rPr>
+        <w:t xml:space="preserve">שגיאת השחזור שלו על תמונות אלו תהיה קטנה יותר </w:t>
+      </w:r>
+      <w:r>
+        <w:rPr>
+          <w:sz w:val="24"/>
+          <w:szCs w:val="24"/>
+          <w:rtl/>
+        </w:rPr>
+        <w:t>והוא יצליח לחזות את הרעש בצורה מדויקת יותר בהשוואה לתמונות חדשות</w:t>
+      </w:r>
+      <w:r>
+        <w:rPr>
+          <w:rFonts w:hint="cs"/>
+          <w:sz w:val="24"/>
+          <w:szCs w:val="24"/>
+          <w:rtl/>
           <w:lang w:val="en-US"/>
         </w:rPr>
         <w:t>.</w:t>
@@ -632,6 +639,7 @@
     </w:p>
     <w:p>
       <w:pPr>
+        <w:pStyle w:val="a5"/>
         <w:bidi/>
         <w:jc w:val="both"/>
         <w:rPr>
@@ -680,17 +688,118 @@
           <w:szCs w:val="24"/>
           <w:rtl/>
         </w:rPr>
-        <w:t>עבור כל תמונה נבדקת, המודל מוסיף רעש ומנסה לחזות אותו בחזרה</w:t>
-      </w:r>
-      <w:r>
-        <w:rPr>
-          <w:rFonts w:hint="cs"/>
-          <w:sz w:val="24"/>
-          <w:szCs w:val="24"/>
-          <w:rtl/>
-          <w:lang w:val="en-US"/>
-        </w:rPr>
-        <w:t xml:space="preserve"> בעזרת הטקסט איתו נוצרה התמונה במקור.</w:t>
+        <w:t>עבור כל תמונה נבדקת,</w:t>
+      </w:r>
+      <w:r>
+        <w:rPr>
+          <w:rFonts w:hint="cs"/>
+          <w:sz w:val="24"/>
+          <w:szCs w:val="24"/>
+          <w:rtl/>
+        </w:rPr>
+        <w:t xml:space="preserve"> נחזור על הפעולות הבאות באופן </w:t>
+      </w:r>
+      <w:proofErr w:type="spellStart"/>
+      <w:r>
+        <w:rPr>
+          <w:rFonts w:hint="cs"/>
+          <w:sz w:val="24"/>
+          <w:szCs w:val="24"/>
+          <w:rtl/>
+        </w:rPr>
+        <w:t>איטרטיבי</w:t>
+      </w:r>
+      <w:proofErr w:type="spellEnd"/>
+      <w:r>
+        <w:rPr>
+          <w:rFonts w:hint="cs"/>
+          <w:sz w:val="24"/>
+          <w:szCs w:val="24"/>
+          <w:rtl/>
+        </w:rPr>
+        <w:t>:</w:t>
+      </w:r>
+    </w:p>
+    <w:p>
+      <w:pPr>
+        <w:numPr>
+          <w:ilvl w:val="0"/>
+          <w:numId w:val="4"/>
+        </w:numPr>
+        <w:bidi/>
+        <w:jc w:val="both"/>
+        <w:rPr>
+          <w:sz w:val="24"/>
+          <w:szCs w:val="24"/>
+          <w:lang w:val="en-US"/>
+        </w:rPr>
+      </w:pPr>
+      <w:r>
+        <w:rPr>
+          <w:sz w:val="24"/>
+          <w:szCs w:val="24"/>
+          <w:rtl/>
+        </w:rPr>
+        <w:t xml:space="preserve"> </w:t>
+      </w:r>
+      <w:r>
+        <w:rPr>
+          <w:rFonts w:hint="cs"/>
+          <w:sz w:val="24"/>
+          <w:szCs w:val="24"/>
+          <w:rtl/>
+        </w:rPr>
+        <w:t>יתווסף רעש אקראי לתמונה.</w:t>
+      </w:r>
+    </w:p>
+    <w:p>
+      <w:pPr>
+        <w:numPr>
+          <w:ilvl w:val="0"/>
+          <w:numId w:val="4"/>
+        </w:numPr>
+        <w:bidi/>
+        <w:jc w:val="both"/>
+        <w:rPr>
+          <w:sz w:val="24"/>
+          <w:szCs w:val="24"/>
+          <w:lang w:val="en-US"/>
+        </w:rPr>
+      </w:pPr>
+      <w:r>
+        <w:rPr>
+          <w:rFonts w:hint="cs"/>
+          <w:sz w:val="24"/>
+          <w:szCs w:val="24"/>
+          <w:rtl/>
+          <w:lang w:val="en-US"/>
+        </w:rPr>
+        <w:t>המודל יחזה את הרעש עבור התמונה המורעשת.</w:t>
+      </w:r>
+    </w:p>
+    <w:p>
+      <w:pPr>
+        <w:numPr>
+          <w:ilvl w:val="0"/>
+          <w:numId w:val="4"/>
+        </w:numPr>
+        <w:bidi/>
+        <w:jc w:val="both"/>
+        <w:rPr>
+          <w:sz w:val="24"/>
+          <w:szCs w:val="24"/>
+          <w:lang w:val="en-US"/>
+        </w:rPr>
+      </w:pPr>
+      <w:r>
+        <w:rPr>
+          <w:rFonts w:hint="cs"/>
+          <w:sz w:val="24"/>
+          <w:szCs w:val="24"/>
+          <w:rtl/>
+          <w:lang w:val="en-US"/>
+        </w:rPr>
+        <w:t>שגיאת השחזור תחושב על ידי ההפרש הריבועי בין הרעש המקורי לחזוי</w:t>
       </w:r>
     </w:p>
     <w:p>
@@ -712,35 +821,30 @@
       </w:pPr>
       <w:r>
         <w:rPr>
-          <w:sz w:val="24"/>
-          <w:szCs w:val="24"/>
-          <w:rtl/>
-        </w:rPr>
-        <w:t>מחושב ציון שגיאת השחזור</w:t>
-      </w:r>
-      <w:r>
-        <w:rPr>
-          <w:rFonts w:hint="cs"/>
-          <w:sz w:val="24"/>
-          <w:szCs w:val="24"/>
-          <w:rtl/>
-          <w:lang w:val="en-US"/>
-        </w:rPr>
-        <w:t xml:space="preserve"> </w:t>
-      </w:r>
-      <w:r>
-        <w:rPr>
-          <w:sz w:val="24"/>
-          <w:szCs w:val="24"/>
-          <w:rtl/>
-        </w:rPr>
-        <w:t>המודד את הפער בין הרעש שהוסף לרעש שהמודל חזה</w:t>
-      </w:r>
-      <w:r>
-        <w:rPr>
-          <w:sz w:val="24"/>
-          <w:szCs w:val="24"/>
-          <w:lang w:val="en-US"/>
+          <w:rFonts w:hint="cs"/>
+          <w:sz w:val="24"/>
+          <w:szCs w:val="24"/>
+          <w:rtl/>
+        </w:rPr>
+        <w:t xml:space="preserve">שגיאת השחזור הכוללת הינה הממוצע בין השגיאות שחושבו בכל </w:t>
+      </w:r>
+      <w:proofErr w:type="spellStart"/>
+      <w:r>
+        <w:rPr>
+          <w:rFonts w:hint="cs"/>
+          <w:sz w:val="24"/>
+          <w:szCs w:val="24"/>
+          <w:rtl/>
+        </w:rPr>
+        <w:t>האיטרציות</w:t>
+      </w:r>
+      <w:proofErr w:type="spellEnd"/>
+      <w:r>
+        <w:rPr>
+          <w:rFonts w:hint="cs"/>
+          <w:sz w:val="24"/>
+          <w:szCs w:val="24"/>
+          <w:rtl/>
         </w:rPr>
         <w:t>.</w:t>
       </w:r>
@@ -768,28 +872,15 @@
           <w:szCs w:val="24"/>
           <w:rtl/>
         </w:rPr>
-        <w:t>קריטריון ההבחנה</w:t>
-      </w:r>
-      <w:r>
-        <w:rPr>
-          <w:sz w:val="24"/>
-          <w:szCs w:val="24"/>
-          <w:lang w:val="en-US"/>
-        </w:rPr>
-        <w:t xml:space="preserve">: </w:t>
-      </w:r>
-      <w:r>
-        <w:rPr>
-          <w:sz w:val="24"/>
-          <w:szCs w:val="24"/>
-          <w:rtl/>
-        </w:rPr>
+        <w:lastRenderedPageBreak/>
         <w:t>תמונות בעלות שגיאת שחזור נמוכה מסווגות כתמונות אימון (מכיוון שהמודל "זוכר" אותן היטב), בעוד תמונות בעלות שגיאה גבוהה מסווגות כתמונות חדשות</w:t>
       </w:r>
       <w:r>
         <w:rPr>
-          <w:sz w:val="24"/>
-          <w:szCs w:val="24"/>
+          <w:rFonts w:hint="cs"/>
+          <w:sz w:val="24"/>
+          <w:szCs w:val="24"/>
+          <w:rtl/>
           <w:lang w:val="en-US"/>
         </w:rPr>
         <w:t xml:space="preserve">. </w:t>
@@ -1499,7 +1590,6 @@
           <w:rtl/>
           <w:lang w:val="en-US"/>
         </w:rPr>
-        <w:lastRenderedPageBreak/>
         <mc:AlternateContent>
           <mc:Choice Requires="wps">
             <w:drawing>
@@ -2440,16 +2530,7 @@
           <w:szCs w:val="24"/>
           <w:rtl/>
         </w:rPr>
-        <w:t xml:space="preserve">מאגר נתונים איכותי לאימון מודל אישי מתאפיין במספר תכונות מרכזיות המאפשרות למודל ללמוד את האובייקט בצורה מכלילה ולא רק לשנן את הפיקסלים. המאפיין החשוב ביותר הוא גיוון. על התמונות להציג את האובייקט מזוויות צילום שונות, ממרחקים שונים, תחת תנאי תאורה משתנים ועל גבי רקעים </w:t>
-      </w:r>
-      <w:r>
-        <w:rPr>
-          <w:sz w:val="24"/>
-          <w:szCs w:val="24"/>
-          <w:rtl/>
-        </w:rPr>
-        <w:lastRenderedPageBreak/>
-        <w:t xml:space="preserve">מגוונים. גיוון זה ברקע ובזווית מסייע למודל להבין את המבנה </w:t>
+        <w:t xml:space="preserve">מאגר נתונים איכותי לאימון מודל אישי מתאפיין במספר תכונות מרכזיות המאפשרות למודל ללמוד את האובייקט בצורה מכלילה ולא רק לשנן את הפיקסלים. המאפיין החשוב ביותר הוא גיוון. על התמונות להציג את האובייקט מזוויות צילום שונות, ממרחקים שונים, תחת תנאי תאורה משתנים ועל גבי רקעים מגוונים. גיוון זה ברקע ובזווית מסייע למודל להבין את המבנה </w:t>
       </w:r>
       <w:r>
         <w:rPr>
@@ -2879,7 +2960,6 @@
         <w:bidi/>
         <w:jc w:val="both"/>
         <w:rPr>
-          <w:rFonts w:hint="cs"/>
           <w:sz w:val="24"/>
           <w:szCs w:val="24"/>
           <w:rtl/>
@@ -2898,6 +2978,7 @@
         <w:rPr>
           <w:rtl/>
         </w:rPr>
+        <w:lastRenderedPageBreak/>
         <w:t>תוצאות 3.3</w:t>
       </w:r>
     </w:p>
@@ -3554,6 +3635,7 @@
         <w:rPr>
           <w:rtl/>
         </w:rPr>
+        <w:lastRenderedPageBreak/>
         <w:t>תוצאות 3.4</w:t>
       </w:r>
       <w:bookmarkStart w:id="7" w:name="_r4id1ct3mber" w:colFirst="0" w:colLast="0"/>
@@ -4023,12 +4105,12 @@
       </w:pPr>
       <w:r>
         <w:rPr>
-          <w:sz w:val="24"/>
-          <w:szCs w:val="24"/>
-          <w:rtl/>
-          <w:lang w:val="en-US"/>
-        </w:rPr>
-        <w:lastRenderedPageBreak/>
+          <w:noProof/>
+          <w:sz w:val="24"/>
+          <w:szCs w:val="24"/>
+          <w:rtl/>
+          <w:lang w:val="en-US"/>
+        </w:rPr>
         <w:drawing>
           <wp:inline distT="0" distB="0" distL="0" distR="0" wp14:anchorId="572978F5" wp14:editId="14AD8F67">
             <wp:extent cx="1509030" cy="1512000"/>
@@ -4204,6 +4286,7 @@
       </w:r>
       <w:r>
         <w:rPr>
+          <w:noProof/>
           <w:sz w:val="24"/>
           <w:szCs w:val="24"/>
           <w:rtl/>
@@ -4321,15 +4404,15 @@
       <w:pPr>
         <w:bidi/>
         <w:rPr>
-          <w:rFonts w:hint="cs"/>
-          <w:sz w:val="24"/>
-          <w:szCs w:val="24"/>
-          <w:rtl/>
-          <w:lang w:val="en-US"/>
-        </w:rPr>
-      </w:pPr>
-      <w:r>
-        <w:rPr>
+          <w:sz w:val="24"/>
+          <w:szCs w:val="24"/>
+          <w:rtl/>
+          <w:lang w:val="en-US"/>
+        </w:rPr>
+      </w:pPr>
+      <w:r>
+        <w:rPr>
+          <w:noProof/>
           <w:sz w:val="24"/>
           <w:szCs w:val="24"/>
           <w:rtl/>
@@ -4528,7 +4611,6 @@
       <w:pPr>
         <w:bidi/>
         <w:rPr>
-          <w:rFonts w:hint="cs"/>
           <w:rtl/>
         </w:rPr>
       </w:pPr>
@@ -4589,7 +4671,16 @@
           <w:rtl/>
           <w:lang w:val="en-US"/>
         </w:rPr>
-        <w:t xml:space="preserve">לא ניתן לשלוט בפוזיציה ספציפית </w:t>
+        <w:t xml:space="preserve">לא ניתן לשלוט בפוזיציה </w:t>
+      </w:r>
+      <w:r>
+        <w:rPr>
+          <w:rFonts w:hint="cs"/>
+          <w:rtl/>
+          <w:lang w:val="en-US"/>
+        </w:rPr>
+        <w:lastRenderedPageBreak/>
+        <w:t xml:space="preserve">ספציפית </w:t>
       </w:r>
       <w:r>
         <w:rPr>
@@ -4649,16 +4740,9 @@
       <w:pPr>
         <w:bidi/>
         <w:rPr>
-          <w:rtl/>
-        </w:rPr>
-      </w:pPr>
-      <w:r>
-        <w:rPr>
-          <w:rFonts w:hint="cs"/>
-          <w:rtl/>
-        </w:rPr>
-        <w:t>דג</w:t>
-      </w:r>
+          <w:lang w:val="en-US"/>
+        </w:rPr>
+      </w:pPr>
     </w:p>
     <w:p>
       <w:pPr>
@@ -4710,16 +4794,7 @@
           <w:szCs w:val="24"/>
           <w:rtl/>
         </w:rPr>
-        <w:t xml:space="preserve">לורם איפסום דולור סיט אמט, קונסקטורר אדיפיסינג אלית הועניב היושבב שערש שמחויט - שלושע ותלברו חשלו שעותלשך וחאית נובש ערששף. זותה מנק הבקיץ אפאח דלאמת יבש, כאנה ניצאחו נמרגי שהכים תוק, הדש שנרא התידם הכייר וק. הועניב היושבב שערש שמחויט - שלושע ותלברו חשלו </w:t>
-      </w:r>
-      <w:r>
-        <w:rPr>
-          <w:sz w:val="24"/>
-          <w:szCs w:val="24"/>
-          <w:rtl/>
-        </w:rPr>
-        <w:lastRenderedPageBreak/>
-        <w:t>שעותלשך וחאית נובש ערששף. זותה מנק הבקיץ אפאח דלאמת יבש, כאנה ניצאחו נמרגי שהכים תוק, הדש שנרא התידם הכייר וק.</w:t>
+        <w:t>לורם איפסום דולור סיט אמט, קונסקטורר אדיפיסינג אלית הועניב היושבב שערש שמחויט - שלושע ותלברו חשלו שעותלשך וחאית נובש ערששף. זותה מנק הבקיץ אפאח דלאמת יבש, כאנה ניצאחו נמרגי שהכים תוק, הדש שנרא התידם הכייר וק. הועניב היושבב שערש שמחויט - שלושע ותלברו חשלו שעותלשך וחאית נובש ערששף. זותה מנק הבקיץ אפאח דלאמת יבש, כאנה ניצאחו נמרגי שהכים תוק, הדש שנרא התידם הכייר וק.</w:t>
       </w:r>
     </w:p>
     <w:p>
@@ -4868,6 +4943,122 @@
     </w:lvl>
   </w:abstractNum>
   <w:abstractNum w:abstractNumId="1" w15:restartNumberingAfterBreak="0">
+    <w:nsid w:val="33D65675"/>
+    <w:multiLevelType w:val="multilevel"/>
+    <w:tmpl w:val="62A83134"/>
+    <w:lvl w:ilvl="0">
+      <w:start w:val="1"/>
+      <w:numFmt w:val="bullet"/>
+      <w:lvlText w:val=""/>
+      <w:lvlJc w:val="left"/>
+      <w:pPr>
+        <w:tabs>
+          <w:tab w:val="num" w:pos="1440"/>
+        </w:tabs>
+        <w:ind w:left="1440" w:hanging="360"/>
+      </w:pPr>
+      <w:rPr>
+        <w:rFonts w:ascii="Symbol" w:hAnsi="Symbol" w:hint="default"/>
+      </w:rPr>
+    </w:lvl>
+    <w:lvl w:ilvl="1">
+      <w:start w:val="1"/>
+      <w:numFmt w:val="decimal"/>
+      <w:lvlText w:val="%2."/>
+      <w:lvlJc w:val="left"/>
+      <w:pPr>
+        <w:tabs>
+          <w:tab w:val="num" w:pos="2160"/>
+        </w:tabs>
+        <w:ind w:left="2160" w:hanging="360"/>
+      </w:pPr>
+    </w:lvl>
+    <w:lvl w:ilvl="2">
+      <w:start w:val="1"/>
+      <w:numFmt w:val="decimal"/>
+      <w:lvlText w:val="%3."/>
+      <w:lvlJc w:val="left"/>
+      <w:pPr>
+        <w:tabs>
+          <w:tab w:val="num" w:pos="2880"/>
+        </w:tabs>
+        <w:ind w:left="2880" w:hanging="360"/>
+      </w:pPr>
+    </w:lvl>
+    <w:lvl w:ilvl="3" w:tentative="1">
+      <w:start w:val="1"/>
+      <w:numFmt w:val="decimal"/>
+      <w:lvlText w:val="%4."/>
+      <w:lvlJc w:val="left"/>
+      <w:pPr>
+        <w:tabs>
+          <w:tab w:val="num" w:pos="3600"/>
+        </w:tabs>
+        <w:ind w:left="3600" w:hanging="360"/>
+      </w:pPr>
+    </w:lvl>
+    <w:lvl w:ilvl="4" w:tentative="1">
+      <w:start w:val="1"/>
+      <w:numFmt w:val="decimal"/>
+      <w:lvlText w:val="%5."/>
+      <w:lvlJc w:val="left"/>
+      <w:pPr>
+        <w:tabs>
+          <w:tab w:val="num" w:pos="4320"/>
+        </w:tabs>
+        <w:ind w:left="4320" w:hanging="360"/>
+      </w:pPr>
+    </w:lvl>
+    <w:lvl w:ilvl="5" w:tentative="1">
+      <w:start w:val="1"/>
+      <w:numFmt w:val="decimal"/>
+      <w:lvlText w:val="%6."/>
+      <w:lvlJc w:val="left"/>
+      <w:pPr>
+        <w:tabs>
+          <w:tab w:val="num" w:pos="5040"/>
+        </w:tabs>
+        <w:ind w:left="5040" w:hanging="360"/>
+      </w:pPr>
+    </w:lvl>
+    <w:lvl w:ilvl="6" w:tentative="1">
+      <w:start w:val="1"/>
+      <w:numFmt w:val="decimal"/>
+      <w:lvlText w:val="%7."/>
+      <w:lvlJc w:val="left"/>
+      <w:pPr>
+        <w:tabs>
+          <w:tab w:val="num" w:pos="5760"/>
+        </w:tabs>
+        <w:ind w:left="5760" w:hanging="360"/>
+      </w:pPr>
+    </w:lvl>
+    <w:lvl w:ilvl="7" w:tentative="1">
+      <w:start w:val="1"/>
+      <w:numFmt w:val="decimal"/>
+      <w:lvlText w:val="%8."/>
+      <w:lvlJc w:val="left"/>
+      <w:pPr>
+        <w:tabs>
+          <w:tab w:val="num" w:pos="6480"/>
+        </w:tabs>
+        <w:ind w:left="6480" w:hanging="360"/>
+      </w:pPr>
+    </w:lvl>
+    <w:lvl w:ilvl="8" w:tentative="1">
+      <w:start w:val="1"/>
+      <w:numFmt w:val="decimal"/>
+      <w:lvlText w:val="%9."/>
+      <w:lvlJc w:val="left"/>
+      <w:pPr>
+        <w:tabs>
+          <w:tab w:val="num" w:pos="7200"/>
+        </w:tabs>
+        <w:ind w:left="7200" w:hanging="360"/>
+      </w:pPr>
+    </w:lvl>
+  </w:abstractNum>
+  <w:abstractNum w:abstractNumId="2" w15:restartNumberingAfterBreak="0">
     <w:nsid w:val="5139447B"/>
     <w:multiLevelType w:val="hybridMultilevel"/>
     <w:tmpl w:val="79FAE19E"/>
@@ -4957,7 +5148,7 @@
       </w:pPr>
     </w:lvl>
   </w:abstractNum>
-  <w:abstractNum w:abstractNumId="2" w15:restartNumberingAfterBreak="0">
+  <w:abstractNum w:abstractNumId="3" w15:restartNumberingAfterBreak="0">
     <w:nsid w:val="5BF86FF4"/>
     <w:multiLevelType w:val="multilevel"/>
     <w:tmpl w:val="65D86E04"/>
@@ -4973,7 +5164,7 @@
         <w:ind w:left="1080" w:hanging="360"/>
       </w:pPr>
     </w:lvl>
-    <w:lvl w:ilvl="1" w:tentative="1">
+    <w:lvl w:ilvl="1">
       <w:start w:val="1"/>
       <w:numFmt w:val="decimal"/>
       <w:lvlText w:val="%2."/>
@@ -4985,7 +5176,7 @@
         <w:ind w:left="1800" w:hanging="360"/>
       </w:pPr>
     </w:lvl>
-    <w:lvl w:ilvl="2" w:tentative="1">
+    <w:lvl w:ilvl="2">
       <w:start w:val="1"/>
       <w:numFmt w:val="decimal"/>
       <w:lvlText w:val="%3."/>
@@ -5074,9 +5265,12 @@
     <w:abstractNumId w:val="0"/>
   </w:num>
   <w:num w:numId="2" w16cid:durableId="262611651">
+    <w:abstractNumId w:val="3"/>
+  </w:num>
+  <w:num w:numId="3" w16cid:durableId="678779146">
     <w:abstractNumId w:val="2"/>
   </w:num>
-  <w:num w:numId="3" w16cid:durableId="678779146">
+  <w:num w:numId="4" w16cid:durableId="17436229">
     <w:abstractNumId w:val="1"/>
   </w:num>
 </w:numbering>
@@ -5999,18 +6193,18 @@
 </file>
 
 <file path=customXml/item1.xml><?xml version="1.0" encoding="utf-8"?>
-<p:properties xmlns:p="http://schemas.microsoft.com/office/2006/metadata/properties" xmlns:xsi="http://www.w3.org/2001/XMLSchema-instance" xmlns:pc="http://schemas.microsoft.com/office/infopath/2007/PartnerControls">
-  <documentManagement/>
-</p:properties>
-</file>
-
-<file path=customXml/item2.xml><?xml version="1.0" encoding="utf-8"?>
 <?mso-contentType ?>
 <FormTemplates xmlns="http://schemas.microsoft.com/sharepoint/v3/contenttype/forms">
   <Display>DocumentLibraryForm</Display>
   <Edit>DocumentLibraryForm</Edit>
   <New>DocumentLibraryForm</New>
 </FormTemplates>
+</file>
+
+<file path=customXml/item2.xml><?xml version="1.0" encoding="utf-8"?>
+<p:properties xmlns:p="http://schemas.microsoft.com/office/2006/metadata/properties" xmlns:xsi="http://www.w3.org/2001/XMLSchema-instance" xmlns:pc="http://schemas.microsoft.com/office/infopath/2007/PartnerControls">
+  <documentManagement/>
+</p:properties>
 </file>
 
 <file path=customXml/item3.xml><?xml version="1.0" encoding="utf-8"?>
@@ -6152,18 +6346,18 @@
 </file>
 
 <file path=customXml/itemProps1.xml><?xml version="1.0" encoding="utf-8"?>
-<ds:datastoreItem xmlns:ds="http://schemas.openxmlformats.org/officeDocument/2006/customXml" ds:itemID="{08FE4593-16F3-4F45-A0BB-5EFDEA144025}">
+<ds:datastoreItem xmlns:ds="http://schemas.openxmlformats.org/officeDocument/2006/customXml" ds:itemID="{03D68444-0329-40BB-BBB3-3F325357947D}">
   <ds:schemaRefs>
-    <ds:schemaRef ds:uri="http://schemas.microsoft.com/office/2006/metadata/properties"/>
-    <ds:schemaRef ds:uri="http://schemas.microsoft.com/office/infopath/2007/PartnerControls"/>
+    <ds:schemaRef ds:uri="http://schemas.microsoft.com/sharepoint/v3/contenttype/forms"/>
   </ds:schemaRefs>
 </ds:datastoreItem>
 </file>
 
 <file path=customXml/itemProps2.xml><?xml version="1.0" encoding="utf-8"?>
-<ds:datastoreItem xmlns:ds="http://schemas.openxmlformats.org/officeDocument/2006/customXml" ds:itemID="{03D68444-0329-40BB-BBB3-3F325357947D}">
+<ds:datastoreItem xmlns:ds="http://schemas.openxmlformats.org/officeDocument/2006/customXml" ds:itemID="{08FE4593-16F3-4F45-A0BB-5EFDEA144025}">
   <ds:schemaRefs>
-    <ds:schemaRef ds:uri="http://schemas.microsoft.com/sharepoint/v3/contenttype/forms"/>
+    <ds:schemaRef ds:uri="http://schemas.microsoft.com/office/2006/metadata/properties"/>
+    <ds:schemaRef ds:uri="http://schemas.microsoft.com/office/infopath/2007/PartnerControls"/>
   </ds:schemaRefs>
 </ds:datastoreItem>
 </file>
